--- a/rapports/16_02_2026/THIMBANE/coh_EQ6_sup_013301120044.docx
+++ b/rapports/16_02_2026/THIMBANE/coh_EQ6_sup_013301120044.docx
@@ -25,7 +25,7 @@
         <w:br/>
         <w:t>Grappe: 013301120044</w:t>
         <w:br/>
-        <w:t>Date: 16/02/2026 a 12:41</w:t>
+        <w:t>Date: 16/02/2026 a 12:58</w:t>
       </w:r>
     </w:p>
     <w:p/>

--- a/rapports/16_02_2026/THIMBANE/coh_EQ6_sup_013301120044.docx
+++ b/rapports/16_02_2026/THIMBANE/coh_EQ6_sup_013301120044.docx
@@ -25,7 +25,7 @@
         <w:br/>
         <w:t>Grappe: 013301120044</w:t>
         <w:br/>
-        <w:t>Date: 16/02/2026 a 12:58</w:t>
+        <w:t>Date: 16/02/2026 a 13:06</w:t>
       </w:r>
     </w:p>
     <w:p/>
@@ -119,7 +119,7 @@
           </w:tcPr>
           <w:p>
             <w:r>
-              <w:t>27</w:t>
+              <w:t>25</w:t>
             </w:r>
           </w:p>
         </w:tc>
@@ -188,6 +188,38 @@
                 <w:color w:val="FFFFFF"/>
               </w:rPr>
               <w:t>Nb erreurs</w:t>
+            </w:r>
+          </w:p>
+        </w:tc>
+      </w:tr>
+      <w:tr>
+        <w:tc>
+          <w:tcPr>
+            <w:tcW w:type="dxa" w:w="3324"/>
+          </w:tcPr>
+          <w:p>
+            <w:r>
+              <w:t>Section0</w:t>
+            </w:r>
+          </w:p>
+        </w:tc>
+        <w:tc>
+          <w:tcPr>
+            <w:tcW w:type="dxa" w:w="3324"/>
+          </w:tcPr>
+          <w:p>
+            <w:r>
+              <w:t>Identification et renseignements de controle</w:t>
+            </w:r>
+          </w:p>
+        </w:tc>
+        <w:tc>
+          <w:tcPr>
+            <w:tcW w:type="dxa" w:w="3324"/>
+          </w:tcPr>
+          <w:p>
+            <w:r>
+              <w:t>12</w:t>
             </w:r>
           </w:p>
         </w:tc>
@@ -327,38 +359,6 @@
           </w:tcPr>
           <w:p>
             <w:r>
-              <w:t>Section0</w:t>
-            </w:r>
-          </w:p>
-        </w:tc>
-        <w:tc>
-          <w:tcPr>
-            <w:tcW w:type="dxa" w:w="3324"/>
-          </w:tcPr>
-          <w:p>
-            <w:r>
-              <w:t>Identification et renseignements de controle</w:t>
-            </w:r>
-          </w:p>
-        </w:tc>
-        <w:tc>
-          <w:tcPr>
-            <w:tcW w:type="dxa" w:w="3324"/>
-          </w:tcPr>
-          <w:p>
-            <w:r>
-              <w:t>11</w:t>
-            </w:r>
-          </w:p>
-        </w:tc>
-      </w:tr>
-      <w:tr>
-        <w:tc>
-          <w:tcPr>
-            <w:tcW w:type="dxa" w:w="3324"/>
-          </w:tcPr>
-          <w:p>
-            <w:r>
               <w:t>Section3</w:t>
             </w:r>
           </w:p>
@@ -411,7 +411,7 @@
           </w:tcPr>
           <w:p>
             <w:r>
-              <w:t>9</w:t>
+              <w:t>8</w:t>
             </w:r>
           </w:p>
         </w:tc>
@@ -443,7 +443,7 @@
           </w:tcPr>
           <w:p>
             <w:r>
-              <w:t>8</w:t>
+              <w:t>7</w:t>
             </w:r>
           </w:p>
         </w:tc>
@@ -487,7 +487,7 @@
           </w:tcPr>
           <w:p>
             <w:r>
-              <w:t>Section13a</w:t>
+              <w:t>Section4c</w:t>
             </w:r>
           </w:p>
         </w:tc>
@@ -497,7 +497,7 @@
           </w:tcPr>
           <w:p>
             <w:r>
-              <w:t>Transferts recus</w:t>
+              <w:t>Emploi - Activite secondaire</w:t>
             </w:r>
           </w:p>
         </w:tc>
@@ -507,7 +507,7 @@
           </w:tcPr>
           <w:p>
             <w:r>
-              <w:t>7</w:t>
+              <w:t>5</w:t>
             </w:r>
           </w:p>
         </w:tc>
@@ -871,11 +871,11 @@
         <w:rPr>
           <w:sz w:val="20"/>
         </w:rPr>
-        <w:t xml:space="preserve">- Avertissement!!!  ADJI MARR  possède un téléphone android mais dit n'avoir pas accès à l'internet, prière de confirmer cette information avec le QG ou la corriger. Attention ! Le montant (7500 Fcfa) dépensé ou reçu en cadeau pour les cartes prépayées, les transferts de crédit et les abonnements de  ADJI MARR est relativement élevé par rapport aux autres montants depansés observés dans cette zone. Prière de corriger ou de confirmer avec le QG. Attention ! Le montant (7500 Fcfa) dépensé ou reçu en cadeau pour les recharges internet ou de forfaits de données mobiles(hors appels vocaux), aucours des 30 derniers jours de  ADJI MARR est relativement élevé par rapport aux autres montants depansés observés dans cette zone. Prière de corriger ou de confirmer avec le QG. </w:t>
-        <w:br/>
         <w:t xml:space="preserve">- Attention ! Le montant (10000 Fcfa) dépensé ou reçu en cadeau pour les cartes prépayées, les transferts de crédit et les abonnements de  FATOU DRAMÉ est relativement élevé par rapport aux autres montants depansés observés dans cette zone. Prière de corriger ou de confirmer avec le QG. </w:t>
         <w:br/>
-        <w:t>- Attention ! Le montant (15000 Fcfa) dépensé ou reçu en cadeau pour les cartes prépayées, les transferts de crédit et les abonnements de  IBRAHIMA SEYE est relativement élevé par rapport aux autres montants depansés observés dans cette zone. Prière de corriger ou de confirmer avec le QG. Attention ! Le montant (15000 Fcfa) dépensé ou reçu en cadeau pour les recharges internet ou de forfaits de données mobiles(hors appels vocaux), aucours des 30 derniers jours de  IBRAHIMA SEYE est relativement élevé par rapport aux autres montants depansés observés dans cette zone. Prière de corriger ou de confirmer avec le QG.</w:t>
+        <w:t xml:space="preserve">- Attention ! Le montant (15000 Fcfa) dépensé ou reçu en cadeau pour les cartes prépayées, les transferts de crédit et les abonnements de  IBRAHIMA SEYE est relativement élevé par rapport aux autres montants depansés observés dans cette zone. Prière de corriger ou de confirmer avec le QG. Attention ! Le montant (15000 Fcfa) dépensé ou reçu en cadeau pour les recharges internet ou de forfaits de données mobiles(hors appels vocaux), aucours des 30 derniers jours de  IBRAHIMA SEYE est relativement élevé par rapport aux autres montants depansés observés dans cette zone. Prière de corriger ou de confirmer avec le QG. </w:t>
+        <w:br/>
+        <w:t>- Attention ! Le montant (7500 Fcfa) dépensé ou reçu en cadeau pour les cartes prépayées, les transferts de crédit et les abonnements de  ADJI MARR est relativement élevé par rapport aux autres montants depansés observés dans cette zone. Prière de corriger ou de confirmer avec le QG. Attention ! Le montant (7500 Fcfa) dépensé ou reçu en cadeau pour les recharges internet ou de forfaits de données mobiles(hors appels vocaux), aucours des 30 derniers jours de  ADJI MARR est relativement élevé par rapport aux autres montants depansés observés dans cette zone. Prière de corriger ou de confirmer avec le QG.</w:t>
       </w:r>
     </w:p>
     <w:p>
@@ -896,30 +896,7 @@
         <w:rPr>
           <w:sz w:val="20"/>
         </w:rPr>
-        <w:t xml:space="preserve">- Le domaine que FATOU DRAMÉ bénéficié de cette formation est santé et semble exister dans les modalités, prière de prendre attache avec le QG pour plus d'explication afin de la classer bien. </w:t>
-        <w:br/>
-        <w:t>- Peu probable! IBRAHIMA SEYE  n'arrive pas  à comprendre un petit texte lu dans une langue locale (s02q03). Veuillez corriger ou donner des explications au QG.</w:t>
-      </w:r>
-    </w:p>
-    <w:p>
-      <w:r>
-        <w:rPr>
-          <w:b/>
-          <w:color w:val="4672C4"/>
-          <w:sz w:val="22"/>
-        </w:rPr>
-        <w:t>&gt;&gt; Section4b - Emploi - Activite principale</w:t>
-      </w:r>
-    </w:p>
-    <w:p>
-      <w:pPr>
-        <w:ind w:left="283"/>
-      </w:pPr>
-      <w:r>
-        <w:rPr>
-          <w:sz w:val="20"/>
-        </w:rPr>
-        <w:t>- Attention ! Le nombre de jours que ADJI MARR a travaillés par mois semble être inférieur à 15. Veuillez, s'il vous plaît, confirmer cette information.</w:t>
+        <w:t>- Le domaine que FATOU DRAMÉ bénéficié de cette formation est santé et semble exister dans les modalités, prière de prendre attache avec le QG pour plus d'explication afin de la classer bien.</w:t>
       </w:r>
     </w:p>
     <w:p>
@@ -961,7 +938,7 @@
         <w:rPr>
           <w:sz w:val="20"/>
         </w:rPr>
-        <w:t>- Attention ! Le prix unitaire d'achat (16.66667 Fcfa) de Citron en Pièce (Petit) est relativement faible par rapport aux autres prix observés dans cette zone. Prière de corriger ou de confirmer avec le QG. Attention ! Le prix unitaire d'achat (25 Fcfa) de Piment frais en Pièce (Petit) est relativement faible par rapport aux autres prix observés dans cette zone. Prière de corriger ou de confirmer avec le QG. Attention ! Le prix unitaire d'achat (50 Fcfa) de Poireau en Tas (Petit) est relativement faible par rapport aux autres prix observés dans cette zone. Prière de corriger ou de confirmer avec le QG. Attention ! Le prix unitaire d'achat (500 Fcfa) de Pastèque en Pièce (Moyen) est relativement faible par rapport aux autres prix observés dans cette zone. Prière de corriger ou de confirmer avec le QG. Avertissement!!! Le ménage a consommé 1 Paquet Petit de Thé en sachet, cette quantité semble anormale pour une consommation des 7 derniers jours.Prière de corriger ou de confirmer avec le QG. Avertissement!! le prix unitaire (150 Fcfa) de Thé en sachet (unité: Paquet) de taille Petit est très faible ou élevé. Prière de corriger ou de confirmer avec le QG. Incohérence!! Dans ce ménage, chaque individus consomme par jour 68.90429 Kg  de cereale; Prière de revoir les quantités prises de ces produits. Attention ! Le prix unitaire d'achat (350 Fcfa) de Riz importé parfumé en Kg (taille unique) est relativement faible par rapport aux autres prix observés dans cette zone. Prière de corriger ou de confirmer avec le QG.</w:t>
+        <w:t>- Attention ! Le prix unitaire d'achat (16.66667 Fcfa) de Citron en Pièce (Petit) est relativement faible par rapport aux autres prix observés dans cette zone. Prière de corriger ou de confirmer avec le QG. Attention ! Le prix unitaire d'achat (25 Fcfa) de Piment frais en Pièce (Petit) est relativement faible par rapport aux autres prix observés dans cette zone. Prière de corriger ou de confirmer avec le QG. Attention ! Le prix unitaire d'achat (500 Fcfa) de Pastèque en Pièce (Moyen) est relativement faible par rapport aux autres prix observés dans cette zone. Prière de corriger ou de confirmer avec le QG. Avertissement!!! Le ménage a consommé 1 Paquet Petit de Thé en sachet, cette quantité semble anormale pour une consommation des 7 derniers jours.Prière de corriger ou de confirmer avec le QG. Avertissement!! le prix unitaire (150 Fcfa) de Thé en sachet (unité: Paquet) de taille Petit est très faible ou élevé. Prière de corriger ou de confirmer avec le QG. Incohérence!! Dans ce ménage, chaque individus consomme par jour 129.3981 Kg  de cereale; Prière de revoir les quantités prises de ces produits. Attention ! Le prix unitaire d'achat (350 Fcfa) de Riz importé parfumé en Kg (taille unique) est relativement faible par rapport aux autres prix observés dans cette zone. Prière de corriger ou de confirmer avec le QG.</w:t>
       </w:r>
     </w:p>
     <w:p>
@@ -1383,11 +1360,11 @@
         </w:rPr>
         <w:t xml:space="preserve">- Avertissement! Veuillez renseigner par oui ou non toutes les modalités de la question s01q47. </w:t>
         <w:br/>
-        <w:t xml:space="preserve">-  Avertissement!!!  safietou faye  ne possède pas le téléphone android, n'utilise régulièrement pas un téléphone appartenant à une autre personne mais a accès à l'internet, merci de confirmer cette information avec le QG. L'utilisations de l'internet  de safietou faye est jouer regarde desdin anime et semble exister dans les modalités, prière de prendre attache avec le QG pour plus d'explication afin de la classer bien. </w:t>
-        <w:br/>
         <w:t xml:space="preserve">- Attention ! Le montant (6000 Fcfa) dépensé ou reçu en cadeau pour les cartes prépayées, les transferts de crédit et les abonnements de  ibrahima faye est relativement élevé par rapport aux autres montants depansés observés dans cette zone. Prière de corriger ou de confirmer avec le QG. </w:t>
         <w:br/>
-        <w:t>- Attention ! Le montant (9000 Fcfa) dépensé ou reçu en cadeau pour les cartes prépayées, les transferts de crédit et les abonnements de  fatou kine ndiaye est relativement élevé par rapport aux autres montants depansés observés dans cette zone. Prière de corriger ou de confirmer avec le QG.</w:t>
+        <w:t xml:space="preserve">- Attention ! Le montant (9000 Fcfa) dépensé ou reçu en cadeau pour les cartes prépayées, les transferts de crédit et les abonnements de  fatou kine ndiaye est relativement élevé par rapport aux autres montants depansés observés dans cette zone. Prière de corriger ou de confirmer avec le QG. </w:t>
+        <w:br/>
+        <w:t>- L'utilisations de l'internet  de safietou faye est jouer regarde desdin anime et semble exister dans les modalités, prière de prendre attache avec le QG pour plus d'explication afin de la classer bien.</w:t>
       </w:r>
     </w:p>
     <w:p>
@@ -1408,25 +1385,19 @@
         <w:rPr>
           <w:sz w:val="20"/>
         </w:rPr>
+        <w:t xml:space="preserve">- Dans les milieux urbains c'est peu probable de voir une école dont les élèves ou étudiants ne dépensent pas en frais d'uniformes, prière de verifier pour ndeye fama faye et corriger ou confirmer avec le QG. Le montant des autres depenses pour l'année scolaire de ndeye fama faye est faible ou élevé. veuillez, s'il vous plait, confirmer ces informations avec le QG ou apporter les corrections nécessaires. </w:t>
+        <w:br/>
+        <w:t xml:space="preserve">- Le montant des autres depenses pour l'année scolaire de ilimane faye est faible ou élevé. veuillez, s'il vous plait, confirmer ces informations avec le QG ou apporter les corrections nécessaires. </w:t>
+        <w:br/>
+        <w:t xml:space="preserve">- Le montant des frais de cantines ou de restauration pour l'année scolaire de safietou faye est faible ou élevé. veuillez, s'il vous plait, confirmer ces informations avec le QG ou apporter les corrections nécessaires. Le montant des autres depenses pour l'année scolaire de safietou faye est faible ou élevé. veuillez, s'il vous plait, confirmer ces informations avec le QG ou apporter les corrections nécessaires. </w:t>
+        <w:br/>
         <w:t xml:space="preserve">- Peu probable! aby gueye  n'arrive pas  à comprendre un petit texte lu dans une langue locale (s02q03). Veuillez corriger ou donner des explications au QG. Peu probable! aby gueye  ne sait ni lire, ni écrire, ni comprendre dans aucune des langues  (s02q01,s02q02,s02q03). Veuillez corriger ou donner des explications au QG. </w:t>
         <w:br/>
         <w:t xml:space="preserve">- Peu probable! aida ndiaye  n'arrive pas  à comprendre un petit texte lu dans une langue locale (s02q03). Veuillez corriger ou donner des explications au QG. Peu probable! aida ndiaye  ne sait ni lire, ni écrire, ni comprendre dans aucune des langues  (s02q01,s02q02,s02q03). Veuillez corriger ou donner des explications au QG. </w:t>
         <w:br/>
-        <w:t xml:space="preserve">- Peu probable! fatou kine ndiaye  n'arrive pas  à comprendre un petit texte lu dans une langue locale (s02q03). Veuillez corriger ou donner des explications au QG. </w:t>
-        <w:br/>
-        <w:t xml:space="preserve">- Peu probable! ibrahima faye  n'arrive pas  à comprendre un petit texte lu dans une langue locale (s02q03). Veuillez corriger ou donner des explications au QG. </w:t>
-        <w:br/>
         <w:t xml:space="preserve">- Peu probable! idrissa faye  n'arrive pas  à comprendre un petit texte lu dans une langue locale (s02q03). Veuillez corriger ou donner des explications au QG. Peu probable! idrissa faye  ne sait ni lire, ni écrire, ni comprendre dans aucune des langues  (s02q01,s02q02,s02q03). Veuillez corriger ou donner des explications au QG. </w:t>
         <w:br/>
-        <w:t xml:space="preserve">- Peu probable! ilimane faye  n'arrive pas  à comprendre un petit texte lu dans une langue locale (s02q03). Veuillez corriger ou donner des explications au QG. Le montant des autres depenses pour l'année scolaire de ilimane faye est faible ou élevé. veuillez, s'il vous plait, confirmer ces informations avec le QG ou apporter les corrections nécessaires. </w:t>
-        <w:br/>
-        <w:t xml:space="preserve">- Peu probable! ilimane faye 2  n'arrive pas  à comprendre un petit texte lu dans une langue locale (s02q03). Veuillez corriger ou donner des explications au QG. Peu probable! ilimane faye 2  ne sait ni lire, ni écrire, ni comprendre dans aucune des langues  (s02q01,s02q02,s02q03). Veuillez corriger ou donner des explications au QG. </w:t>
-        <w:br/>
-        <w:t xml:space="preserve">- Peu probable! ndeye fama faye  n'arrive pas  à comprendre un petit texte lu dans une langue locale (s02q03). Veuillez corriger ou donner des explications au QG. Peu probable! ndeye fama faye  ne sait ni lire, ni écrire, ni comprendre dans aucune des langues  (s02q01,s02q02,s02q03). Veuillez corriger ou donner des explications au QG. Peu plausible ndeye fama faye fréquente au minimum le fondamental 1 mais ne sait ni lire ni comprendre la langue française, prière de corriger ou de confirmer avec le QG merci. Avertissement!! ndeye fama faye fréquente au minimum la troisième année de fondamental 1 mais ne sait pas écrire, prière de corriger ou confirmer avec le QG. Dans les milieux urbains c'est peu probable de voir une école dont les élèves ou étudiants ne dépensent pas en frais d'uniformes, prière de verifier pour ndeye fama faye et corriger ou confirmer avec le QG. Le montant des autres depenses pour l'année scolaire de ndeye fama faye est faible ou élevé. veuillez, s'il vous plait, confirmer ces informations avec le QG ou apporter les corrections nécessaires. </w:t>
-        <w:br/>
-        <w:t xml:space="preserve">- Peu probable! pape amath faye  n'arrive pas  à comprendre un petit texte lu dans une langue locale (s02q03). Veuillez corriger ou donner des explications au QG. </w:t>
-        <w:br/>
-        <w:t>- Peu probable! safietou faye  n'arrive pas  à comprendre un petit texte lu dans une langue locale (s02q03). Veuillez corriger ou donner des explications au QG. Le montant des frais de cantines ou de restauration pour l'année scolaire de safietou faye est faible ou élevé. veuillez, s'il vous plait, confirmer ces informations avec le QG ou apporter les corrections nécessaires. Le montant des autres depenses pour l'année scolaire de safietou faye est faible ou élevé. veuillez, s'il vous plait, confirmer ces informations avec le QG ou apporter les corrections nécessaires.</w:t>
+        <w:t>- Peu probable! ilimane faye 2  n'arrive pas  à comprendre un petit texte lu dans une langue locale (s02q03). Veuillez corriger ou donner des explications au QG. Peu probable! ilimane faye 2  ne sait ni lire, ni écrire, ni comprendre dans aucune des langues  (s02q01,s02q02,s02q03). Veuillez corriger ou donner des explications au QG.</w:t>
       </w:r>
     </w:p>
     <w:p>
@@ -1451,9 +1422,7 @@
         <w:br/>
         <w:t xml:space="preserve">- Le principal problème de santé que ilimane faye a eu est alergie et semble exister dans les modalités, prière de prendre attache avec le QG pour plus d'explication afin de la classer bien. </w:t>
         <w:br/>
-        <w:t xml:space="preserve">- Le principal problème de santé que safietou faye a eu est maux de ventre et semble exister dans les modalités, prière de prendre attache avec le QG pour plus d'explication afin de la classer bien. </w:t>
-        <w:br/>
-        <w:t>- Vous déclarez que ilimane faye 2 dans ce ménage s'est consulté dans un service de santé, ou chez un guérisseur au cours des 3 derniers mois sans hospitalisation (ne pas considérer les consultations prénatales) q13=Oui, mais vous avez pris NSP partout de la question q14 à q21.</w:t>
+        <w:t>- Le principal problème de santé que safietou faye a eu est maux de ventre et semble exister dans les modalités, prière de prendre attache avec le QG pour plus d'explication afin de la classer bien.</w:t>
       </w:r>
     </w:p>
     <w:p>
@@ -1511,48 +1480,6 @@
           <w:color w:val="4672C4"/>
           <w:sz w:val="22"/>
         </w:rPr>
-        <w:t>&gt;&gt; Section9b - Depenses non-alimentaires - 7 jours</w:t>
-      </w:r>
-    </w:p>
-    <w:p>
-      <w:pPr>
-        <w:ind w:left="283"/>
-      </w:pPr>
-      <w:r>
-        <w:rPr>
-          <w:sz w:val="20"/>
-        </w:rPr>
-        <w:t>- Il est difficile d'avoir un ménage qui n'a effectué aucune des dépenses mentionnées au cours de 7 derniers jours, prière de revoir la section 9B pour ce ménage.</w:t>
-      </w:r>
-    </w:p>
-    <w:p>
-      <w:r>
-        <w:rPr>
-          <w:b/>
-          <w:color w:val="4672C4"/>
-          <w:sz w:val="22"/>
-        </w:rPr>
-        <w:t>&gt;&gt; Section9c - Depenses non-alimentaires - 30 jours</w:t>
-      </w:r>
-    </w:p>
-    <w:p>
-      <w:pPr>
-        <w:ind w:left="283"/>
-      </w:pPr>
-      <w:r>
-        <w:rPr>
-          <w:sz w:val="20"/>
-        </w:rPr>
-        <w:t>- Peu plausible! le montant de la dépense pour Charbon de bois/Charbon minéral semble faible. Veuillez, s'il vous plaît, confirmer cette information avec le QG ou la corriger.</w:t>
-      </w:r>
-    </w:p>
-    <w:p>
-      <w:r>
-        <w:rPr>
-          <w:b/>
-          <w:color w:val="4672C4"/>
-          <w:sz w:val="22"/>
-        </w:rPr>
         <w:t>&gt;&gt; Section9d - Depenses non-alimentaires - 3 mois</w:t>
       </w:r>
     </w:p>
@@ -1588,27 +1515,6 @@
           <w:sz w:val="20"/>
         </w:rPr>
         <w:t>- Avertissement!!! Le ménage de abdoulaye faye a comme taille 11 personnes dont ils vivent à DAKAR Urbain et aucune d'entre ne possède une entreprise non agricole, prière de revoir cette partie de la section 10 de ce menage.</w:t>
-      </w:r>
-    </w:p>
-    <w:p>
-      <w:r>
-        <w:rPr>
-          <w:b/>
-          <w:color w:val="4672C4"/>
-          <w:sz w:val="22"/>
-        </w:rPr>
-        <w:t>&gt;&gt; Section13a - Transferts recus</w:t>
-      </w:r>
-    </w:p>
-    <w:p>
-      <w:pPr>
-        <w:ind w:left="283"/>
-      </w:pPr>
-      <w:r>
-        <w:rPr>
-          <w:sz w:val="20"/>
-        </w:rPr>
-        <w:t>- L'enquêteur prière de fournir d'effort pour avoir le niveau d'étude et l'âge de celui qui a envoyé/donné de l'argent dans la section 13a (Transfert reçu). L'âge de celui qui a envoyé/donné de l'argent dans la section 13a (Transfert reçu) semble  élévé, prière de corriger ou confirmer ave le QG.</w:t>
       </w:r>
     </w:p>
     <w:p>
@@ -1988,9 +1894,7 @@
         </w:rPr>
         <w:t xml:space="preserve">- Avertissement! Veuillez renseigner par oui ou non toutes les modalités de la question s01q47. </w:t>
         <w:br/>
-        <w:t xml:space="preserve">- Attention ! Le montant (10000 Fcfa) dépensé ou reçu en cadeau pour les recharges internet ou de forfaits de données mobiles(hors appels vocaux), aucours des 30 derniers jours de  YACINE LO est relativement élevé par rapport aux autres montants depansés observés dans cette zone. Prière de corriger ou de confirmer avec le QG. </w:t>
-        <w:br/>
-        <w:t>- Incoherence! EL HADJI MALICK DIOP dispose d'un téléphone portable à s01q39, donc la raison évoquée ne peut pas être (ne dispose pas d'appareil).</w:t>
+        <w:t>- Attention ! Le montant (10000 Fcfa) dépensé ou reçu en cadeau pour les recharges internet ou de forfaits de données mobiles(hors appels vocaux), aucours des 30 derniers jours de  YACINE LO est relativement élevé par rapport aux autres montants depansés observés dans cette zone. Prière de corriger ou de confirmer avec le QG.</w:t>
       </w:r>
     </w:p>
     <w:p>
@@ -2011,25 +1915,9 @@
         <w:rPr>
           <w:sz w:val="20"/>
         </w:rPr>
-        <w:t xml:space="preserve">- Peu probable! AMADOU DIOP  n'arrive pas  à comprendre un petit texte lu dans une langue locale (s02q03). Veuillez corriger ou donner des explications au QG. </w:t>
+        <w:t xml:space="preserve">- Dans les milieux urbains c'est peu probable de voir une école dont les élèves ou étudiants ne dépensent pas en frais d'uniformes, prière de verifier pour MAMADOU SALIF LO et corriger ou confirmer avec le QG. </w:t>
         <w:br/>
-        <w:t xml:space="preserve">- Peu probable! DIARRA DIOP  n'arrive pas  à comprendre un petit texte lu dans une langue locale (s02q03). Veuillez corriger ou donner des explications au QG. </w:t>
-        <w:br/>
-        <w:t xml:space="preserve">- Peu probable! IBRAHIMA LO  n'arrive pas  à comprendre un petit texte lu dans une langue locale (s02q03). Veuillez corriger ou donner des explications au QG. Le montant des frais de cantines ou de restauration pour l'année scolaire de IBRAHIMA LO est faible ou élevé. veuillez, s'il vous plait, confirmer ces informations avec le QG ou apporter les corrections nécessaires. </w:t>
-        <w:br/>
-        <w:t xml:space="preserve">- Peu probable! ISAAC DIOP  n'arrive pas  à comprendre un petit texte lu dans une langue locale (s02q03). Veuillez corriger ou donner des explications au QG. Le domaine que ISAAC DIOP bénéficié de cette formation est CET CERTIFICAT ENSEIGNAMENT TECHNIQUE et semble exister dans les modalités, prière de prendre attache avec le QG pour plus d'explication afin de la classer bien. </w:t>
-        <w:br/>
-        <w:t xml:space="preserve">- Peu probable! MAMADOU SALIF LO  n'arrive pas  à comprendre un petit texte lu dans une langue locale (s02q03). Veuillez corriger ou donner des explications au QG. Dans les milieux urbains c'est peu probable de voir une école dont les élèves ou étudiants ne dépensent pas en frais d'uniformes, prière de verifier pour MAMADOU SALIF LO et corriger ou confirmer avec le QG. </w:t>
-        <w:br/>
-        <w:t xml:space="preserve">- Peu probable! MARIE ISAAC DIOP  n'arrive pas  à comprendre un petit texte lu dans une langue locale (s02q03). Veuillez corriger ou donner des explications au QG. </w:t>
-        <w:br/>
-        <w:t xml:space="preserve">- Peu probable! NDEYE KHADY GUEYE  n'arrive pas  à comprendre un petit texte lu dans une langue locale (s02q03). Veuillez corriger ou donner des explications au QG. </w:t>
-        <w:br/>
-        <w:t xml:space="preserve">- Peu probable! PAPE ISAAC LO  n'arrive pas  à comprendre un petit texte lu dans une langue locale (s02q03). Veuillez corriger ou donner des explications au QG. Le montant des frais de cantines ou de restauration pour l'année scolaire de PAPE ISAAC LO est faible ou élevé. veuillez, s'il vous plait, confirmer ces informations avec le QG ou apporter les corrections nécessaires. </w:t>
-        <w:br/>
-        <w:t xml:space="preserve">- Peu probable! SEYNABOU GUEYE  n'arrive pas  à comprendre un petit texte lu dans une langue locale (s02q03). Veuillez corriger ou donner des explications au QG. </w:t>
-        <w:br/>
-        <w:t>- Peu probable! YACINE LO  n'arrive pas  à comprendre un petit texte lu dans une langue locale (s02q03). Veuillez corriger ou donner des explications au QG. Attention ! Le frais de scolarité (195000 Fcfa) de YACINE LO en 2ème année de Secondaire 2 Général est relativement élevé par rapport aux autres frais de scolarités observés dans cette zone. Prière de corriger ou de confirmer avec le QG.</w:t>
+        <w:t>- Le domaine que ISAAC DIOP bénéficié de cette formation est CET CERTIFICAT ENSEIGNAMENT TECHNIQUE et semble exister dans les modalités, prière de prendre attache avec le QG pour plus d'explication afin de la classer bien.</w:t>
       </w:r>
     </w:p>
     <w:p>
@@ -2050,8 +1938,6 @@
         <w:rPr>
           <w:sz w:val="20"/>
         </w:rPr>
-        <w:t xml:space="preserve">- Le montant(210000 FCFA) des frais des médicaments achetés dans les officines privées de SEYNABOU GUEYE semble trop faible ou élevé, veuillez revoir ce montant. </w:t>
-        <w:br/>
         <w:t xml:space="preserve">- Le principal assuré ou qui paye la cotisation à la mutuelle de santé pour ISAAC DIOP est action sociale CPRS et IPRES et semble exister dans les modalités, prière de prendre attache avec le QG pour plus d'explication afin de la classer bien. </w:t>
         <w:br/>
         <w:t xml:space="preserve">- Le principal problème de santé que AMADOU DIOP a eu est maux de tête et semble exister dans les modalités, prière de prendre attache avec le QG pour plus d'explication afin de la classer bien. </w:t>
@@ -2081,9 +1967,7 @@
         <w:rPr>
           <w:sz w:val="20"/>
         </w:rPr>
-        <w:t xml:space="preserve">- Attention! le nombre d'heure que MARIE ISAAC DIOP a travaillé par jour semble être inferieur à 4, veuillez s'il vous plait confirmer cette information avec le QG. </w:t>
-        <w:br/>
-        <w:t xml:space="preserve">- Incohérence détectée ! Il semble peu probable que DIARRA DIOP occupe un emploi pour l'ETAT/collectivités locales ou dans une entreprise publique/parapublique tout en travaillant moins de  6h par jour. Veuillez, s'il vous plaît, corriger cette information. Incoherence! DIARRA DIOP a comme secteur institutionel Etat/Collectivité locale ou Entreprise Publique/Parapublique et dit n'avoir pas un bulletin de salaire, prière de corriger cette incoherence. Le salaire de DIARRA DIOP est de 0, il ne doit pas être égal à 0 et doit être renseigné s'il est salarié. Prière de fournir d'effort pour estimer le salaire de DIARRA DIOP. Le revenu de DIARRA DIOP est de ., il ne doit pas être égal à 0. Prière de fournir d'effort pour estimer le revenu de DIARRA DIOP. </w:t>
+        <w:t xml:space="preserve">- Incohérence détectée ! Il semble peu probable que DIARRA DIOP occupe un emploi pour l'ETAT/collectivités locales ou dans une entreprise publique/parapublique tout en travaillant moins de  6h par jour. Veuillez, s'il vous plaît, corriger cette information. Incoherence! DIARRA DIOP a comme secteur institutionel Etat/Collectivité locale ou Entreprise Publique/Parapublique et dit n'avoir pas un bulletin de salaire, prière de corriger cette incoherence. </w:t>
         <w:br/>
         <w:t>- Nombre de mois exercé par AMADOU DIOP dans l'emploi au cours des 12 derniers mois semble faible, veuillez corriger s'il vous plait ou comfirmer avec le QG.</w:t>
       </w:r>
@@ -2106,7 +1990,7 @@
         <w:rPr>
           <w:sz w:val="20"/>
         </w:rPr>
-        <w:t>- Nombre de mois exercé par DIARRA DIOP dans l'emploi secondaire au cours des 12 derniers mois semble faible, veuillez corriger s'il vous plait ou comfirmer avec le QG.</w:t>
+        <w:t>- Incoherence!!! les informations de DIARRA DIOP sur le nombre de mois, jours et heures de son emploi principal et secondaire sont identiques, veuillez corriger ou confirmer aupres du QG.</w:t>
       </w:r>
     </w:p>
     <w:p>
@@ -2127,7 +2011,7 @@
         <w:rPr>
           <w:sz w:val="20"/>
         </w:rPr>
-        <w:t>- Attention ! Le prix unitaire d'achat (1000 Fcfa) de Carpe frais en Tas (Moyen) est relativement faible par rapport aux autres prix observés dans cette zone. Prière de corriger ou de confirmer avec le QG. Attention ! Le prix unitaire d'achat (25 Fcfa) de Poivre en Sachets (Tres petit) est relativement faible par rapport aux autres prix observés dans cette zone. Prière de corriger ou de confirmer avec le QG. Attention ! Le prix unitaire d'achat (500 Fcfa) de Banane douce en Kg (taille unique) est relativement faible par rapport aux autres prix observés dans cette zone. Prière de corriger ou de confirmer avec le QG. Attention ! Le prix unitaire d'achat (66.66666 Fcfa) de Cube alimentaire (Maggi, Jumbo, ) en Cube (Moyen) est relativement élevé par rapport aux autres prix observés dans cette zone. Prière de corriger ou de confirmer avec le QG. Avertissement!!! Le ménage a consommé 10 Pièce Moyen de Maquereau congelé, cette quantité semble anormale pour une consommation des 7 derniers jours.Prière de corriger ou de confirmer avec le QG. Avertissement!!! Le ménage a consommé 7 Paquet Moyen de Thé en sachet, cette quantité semble anormale pour une consommation des 7 derniers jours.Prière de corriger ou de confirmer avec le QG. Avertissement!! le prix unitaire (150 Fcfa) de Thé en sachet (unité: Paquet) de taille Moyen est très faible ou élevé. Prière de corriger ou de confirmer avec le QG. Incohérence!! Dans ce ménage, chaque individus consomme par jour 20.56818 Kg  de cereale; Prière de revoir les quantités prises de ces produits. Incohérence!! Dans ce ménage, chaque individus consomme par jour 20.56818 Kg  de cereale; Prière de revoir les quantités prises de ces produits.</w:t>
+        <w:t>- Attention ! Le prix unitaire d'achat (500 Fcfa) de Banane douce en Kg (taille unique) est relativement faible par rapport aux autres prix observés dans cette zone. Prière de corriger ou de confirmer avec le QG. Attention ! Le prix unitaire d'achat (66.66666 Fcfa) de Ail en Gousse (Moyen) est relativement faible par rapport aux autres prix observés dans cette zone. Prière de corriger ou de confirmer avec le QG. Attention ! Le prix unitaire d'achat (66.66666 Fcfa) de Cube alimentaire (Maggi, Jumbo, ) en Cube (Moyen) est relativement élevé par rapport aux autres prix observés dans cette zone. Prière de corriger ou de confirmer avec le QG. Attention ! Soupçons de quantité anormale! Le ménage de ISAAC DIOP avec une taille de 11 personnes a consommé 5 Sachets en Petit de Soumbala (moutarde africaine) qui est relativement élevé comme consommation par rapport à la condition de vie des autres ménages de même taille dans cette zone. Prière de corriger ou de confirmer avec le QG. Avertissement!!! Le ménage a consommé 10 Pièce Moyen de Maquereau congelé, cette quantité semble anormale pour une consommation des 7 derniers jours.Prière de corriger ou de confirmer avec le QG. Avertissement!!! Le ménage a consommé 7 Paquet Petit de Thé en sachet, cette quantité semble anormale pour une consommation des 7 derniers jours.Prière de corriger ou de confirmer avec le QG. Avertissement!! le prix unitaire (150 Fcfa) de Thé en sachet (unité: Paquet) de taille Petit est très faible ou élevé. Prière de corriger ou de confirmer avec le QG. Incohérence!! Dans ce ménage, chaque individus consomme par jour 34.80844 Kg  de cereale; Prière de revoir les quantités prises de ces produits. Incohérence!! Dans ce ménage, chaque individus consomme par jour 34.80844 Kg  de cereale; Prière de revoir les quantités prises de ces produits.</w:t>
       </w:r>
     </w:p>
     <w:p>
@@ -2158,48 +2042,6 @@
           <w:color w:val="4672C4"/>
           <w:sz w:val="22"/>
         </w:rPr>
-        <w:t>&gt;&gt; Section9d - Depenses non-alimentaires - 3 mois</w:t>
-      </w:r>
-    </w:p>
-    <w:p>
-      <w:pPr>
-        <w:ind w:left="283"/>
-      </w:pPr>
-      <w:r>
-        <w:rPr>
-          <w:sz w:val="20"/>
-        </w:rPr>
-        <w:t>- Peu plausible! le montant de la dépense pour Transport inter-localité à traction animale semble trop élevé. Veuillez, s'il vous plaît, confirmer cette information avec le QG ou la corriger.</w:t>
-      </w:r>
-    </w:p>
-    <w:p>
-      <w:r>
-        <w:rPr>
-          <w:b/>
-          <w:color w:val="4672C4"/>
-          <w:sz w:val="22"/>
-        </w:rPr>
-        <w:t>&gt;&gt; Section10b - caracteristiques entreprise non agricole</w:t>
-      </w:r>
-    </w:p>
-    <w:p>
-      <w:pPr>
-        <w:ind w:left="283"/>
-      </w:pPr>
-      <w:r>
-        <w:rPr>
-          <w:sz w:val="20"/>
-        </w:rPr>
-        <w:t>- Le montant dépensé de l'entreprise elle vend du café touba en achat de matières premières pour les produits vendus au cours des 30 derniers jours ou durant le dernier mois où l'entreprise a fonctionné ne peut pas être supéreur aux montants obtenus sur la vente de produits transformés par l'entreprise au cours de cette même période où l'entreprise a fonctionné (s10q49 &gt; s10q48), prière de corriger.</w:t>
-      </w:r>
-    </w:p>
-    <w:p>
-      <w:r>
-        <w:rPr>
-          <w:b/>
-          <w:color w:val="4672C4"/>
-          <w:sz w:val="22"/>
-        </w:rPr>
         <w:t>&gt;&gt; Section12 - Actifs du menage</w:t>
       </w:r>
     </w:p>
@@ -2211,13 +2053,9 @@
         <w:rPr>
           <w:sz w:val="20"/>
         </w:rPr>
-        <w:t xml:space="preserve">- Attention ! Antenne parabolique / décodeur a été achété à 100000 Fcfa est relativement élevé par rapport aux autres prix d'achat observés dans cette zone. Prière de corriger ou de confirmer avec le QG. Attention ! Antenne parabolique / décodeur a été revendu à 90000 Fcfa qui est relativement élevé par rapport aux autres prix de revente observés dans cette zone. Prière de corriger ou de confirmer avec le QG. </w:t>
+        <w:t xml:space="preserve">- Attention ! Appareil TV a été achété à 1000000 Fcfa est relativement élevé par rapport aux autres prix d'achat observés dans cette zone. Prière de corriger ou de confirmer avec le QG. Attention ! Appareil TV a été revendu à 950000 Fcfa qui est relativement élevé par rapport aux autres prix de revente observés dans cette zone. Prière de corriger ou de confirmer avec le QG. </w:t>
         <w:br/>
-        <w:t xml:space="preserve">- Attention ! Salon  (Fauteuils et table basse) a été achété à 900000 Fcfa est relativement élevé par rapport aux autres prix d'achat observés dans cette zone. Prière de corriger ou de confirmer avec le QG. Attention ! Salon  (Fauteuils et table basse) a été revendu à 850000 Fcfa qui est relativement élevé par rapport aux autres prix de revente observés dans cette zone. Prière de corriger ou de confirmer avec le QG. </w:t>
-        <w:br/>
-        <w:t xml:space="preserve">- Avertissement!!! Le prix d'achat (1000000) de l'article  Appareil TV est inférieur aux prix de revente (9500000)  avec l'âge du bien atteignant 1 ans. Prière de vérifier ou confirmer avec l'enquêté et mettre les bonnes valeurs après verification, s'il le faut. Attention ! Appareil TV a été achété à 1000000 Fcfa est relativement élevé par rapport aux autres prix d'achat observés dans cette zone. Prière de corriger ou de confirmer avec le QG. Attention ! Appareil TV a été revendu à 9500000 Fcfa qui est relativement élevé par rapport aux autres prix de revente observés dans cette zone. Prière de corriger ou de confirmer avec le QG. </w:t>
-        <w:br/>
-        <w:t>- Avertissement!!! Le prix d'achat (1000000) de l'article  Congélateur est inférieur aux prix de revente (9500000)  avec l'âge du bien atteignant 5 ans. Prière de vérifier ou confirmer avec l'enquêté et mettre les bonnes valeurs après verification, s'il le faut. Attention ! Congélateur a été achété à 1000000 Fcfa est relativement élevé par rapport aux autres prix d'achat observés dans cette zone. Prière de corriger ou de confirmer avec le QG. Attention ! Congélateur a été revendu à 9500000 Fcfa qui est relativement élevé par rapport aux autres prix de revente observés dans cette zone. Prière de corriger ou de confirmer avec le QG.</w:t>
+        <w:t>- Attention ! Salon  (Fauteuils et table basse) a été achété à 900000 Fcfa est relativement élevé par rapport aux autres prix d'achat observés dans cette zone. Prière de corriger ou de confirmer avec le QG. Attention ! Salon  (Fauteuils et table basse) a été revendu à 850000 Fcfa qui est relativement élevé par rapport aux autres prix de revente observés dans cette zone. Prière de corriger ou de confirmer avec le QG.</w:t>
       </w:r>
     </w:p>
     <w:p>
@@ -2599,10 +2437,6 @@
         <w:br/>
         <w:t xml:space="preserve">- Attention ! Le montant (7500 Fcfa) dépensé ou reçu en cadeau pour les cartes prépayées, les transferts de crédit et les abonnements de  ANTA THIAM est relativement élevé par rapport aux autres montants depansés observés dans cette zone. Prière de corriger ou de confirmer avec le QG. </w:t>
         <w:br/>
-        <w:t xml:space="preserve">- Attention ! Vous avez déclaré en s01q00 que le répondant est la personne elle-même, or AISSATOU SY est trop jeune (10 ans) pour fournir des informations correctes. Prière de refaire la section 1 pour AISSATOU SY en demandant à un adulte de répondre aux questions à sa place. </w:t>
-        <w:br/>
-        <w:t xml:space="preserve">- Attention ! Vous avez déclaré en s01q00 que le répondant est la personne elle-même, or MOUHAMED SY est trop jeune (5 ans) pour fournir des informations correctes. Prière de refaire la section 1 pour MOUHAMED SY en demandant à un adulte de répondre aux questions à sa place. </w:t>
-        <w:br/>
         <w:t>- Incoherence! CHEIKH SY dispose d'un téléphone portable à s01q39, donc la raison évoquée ne peut pas être (ne dispose pas d'appareil).</w:t>
       </w:r>
     </w:p>
@@ -2674,9 +2508,7 @@
         <w:rPr>
           <w:sz w:val="20"/>
         </w:rPr>
-        <w:t xml:space="preserve">- || </w:t>
-        <w:br/>
-        <w:t>- Attention! le nombre d'heure que OUMANE SY a travaillé par jour semble être inferieur à 4, veuillez s'il vous plait confirmer cette information avec le QG.</w:t>
+        <w:t>- ||  ||</w:t>
       </w:r>
     </w:p>
     <w:p>
@@ -2720,72 +2552,7 @@
         <w:rPr>
           <w:sz w:val="20"/>
         </w:rPr>
-        <w:t>- Attention ! Le prix unitaire d'achat (200 Fcfa) de Poisson de mer séché (yayeboye) en Morceau (Portion) (Petit) est relativement élevé par rapport aux autres prix observés dans cette zone. Prière de corriger ou de confirmer avec le QG. Attention ! Le prix unitaire d'achat (2000 Fcfa) de Poisson frais type 9 en Tas (Grand) est relativement faible par rapport aux autres prix observés dans cette zone. Prière de corriger ou de confirmer avec le QG. Attention ! Le prix unitaire d'achat (400 Fcfa) de Spaghettis en Sachets industriel (Grand) est relativement faible par rapport aux autres prix observés dans cette zone. Prière de corriger ou de confirmer avec le QG. Avertissement!! La quantité (4.5 litre) du produit Huile d'arachide raffinée consommée  par le ménage semble très élevé, prière de corriger ou confirmer avec le QG. Avertissement!!! Le ménage a consommé 10 Cuillère Petit de Chocolat pâte à tartiner, cette quantité semble anormale pour une consommation des 7 derniers jours.Prière de corriger ou de confirmer avec le QG. Avertissement!!! Le ménage a consommé 12 Pièce Petit de Caramel, bonbons, confiseries, etc., cette quantité semble anormale pour une consommation des 7 derniers jours.Prière de corriger ou de confirmer avec le QG. Avertissement!!! Le ménage a consommé 7 Paquet Petit de Thé en sachet, cette quantité semble anormale pour une consommation des 7 derniers jours.Prière de corriger ou de confirmer avec le QG. Avertissement!! le prix unitaire (150 Fcfa) de Thé en sachet (unité: Paquet) de taille Petit est très faible ou élevé. Prière de corriger ou de confirmer avec le QG. Incohérence!! Dans ce ménage, chaque individus consomme par jour 28.08143 Kg  de cereale; Prière de revoir les quantités prises de ces produits. Incohérence!! Dans ce ménage, chaque individus consomme par jour 28.08143 Kg  de cereale; Prière de revoir les quantités prises de ces produits.</w:t>
-      </w:r>
-    </w:p>
-    <w:p>
-      <w:r>
-        <w:rPr>
-          <w:b/>
-          <w:color w:val="4672C4"/>
-          <w:sz w:val="22"/>
-        </w:rPr>
-        <w:t>&gt;&gt; Section9e - Depenses non-alimentaires - 6 mois</w:t>
-      </w:r>
-    </w:p>
-    <w:p>
-      <w:pPr>
-        <w:ind w:left="283"/>
-      </w:pPr>
-      <w:r>
-        <w:rPr>
-          <w:sz w:val="20"/>
-        </w:rPr>
-        <w:t>- Peu plausible! le montant de la dépense pour Frais de confection et de réparation de vêtements femme: robe, pantalon, jupe, ensemble, réparation, location, etc. semble faible. Veuillez, s'il vous plaît, confirmer cette information avec le QG ou la corriger.</w:t>
-      </w:r>
-    </w:p>
-    <w:p>
-      <w:r>
-        <w:rPr>
-          <w:b/>
-          <w:color w:val="4672C4"/>
-          <w:sz w:val="22"/>
-        </w:rPr>
-        <w:t>&gt;&gt; Section10b - caracteristiques entreprise non agricole</w:t>
-      </w:r>
-    </w:p>
-    <w:p>
-      <w:pPr>
-        <w:ind w:left="283"/>
-      </w:pPr>
-      <w:r>
-        <w:rPr>
-          <w:sz w:val="20"/>
-        </w:rPr>
-        <w:t>- Le montant dépensé de L'entreprise vendeur de fruit sec pour l'achat de ces marchandises revendues en état, sans transformation ne peut être supérieur aux montants obtenus sur la revente de marchandises achetées et revendues en état au cours des 30 derniers jours ou durant le dernier mois où l'entreprise a fonctionné (s10q47 &gt; s10q46), prière de corriger.</w:t>
-      </w:r>
-    </w:p>
-    <w:p>
-      <w:r>
-        <w:rPr>
-          <w:b/>
-          <w:color w:val="4672C4"/>
-          <w:sz w:val="22"/>
-        </w:rPr>
-        <w:t>&gt;&gt; Section12 - Actifs du menage</w:t>
-      </w:r>
-    </w:p>
-    <w:p>
-      <w:pPr>
-        <w:ind w:left="283"/>
-      </w:pPr>
-      <w:r>
-        <w:rPr>
-          <w:sz w:val="20"/>
-        </w:rPr>
-        <w:t xml:space="preserve">- Attention ! Bonbonne de gaz a été revendu à 16000 Fcfa qui est relativement élevé par rapport aux autres prix de revente observés dans cette zone. Prière de corriger ou de confirmer avec le QG. </w:t>
-        <w:br/>
-        <w:t>- Attention ! Ordinateur a été achété à 300000 Fcfa est relativement élevé par rapport aux autres prix d'achat observés dans cette zone. Prière de corriger ou de confirmer avec le QG.</w:t>
+        <w:t>- Attention ! Le prix unitaire d'achat (200 Fcfa) de Piment séché en Sachets (Grand) est relativement faible par rapport aux autres prix observés dans cette zone. Prière de corriger ou de confirmer avec le QG. Attention ! Le prix unitaire d'achat (300 Fcfa) de Cube alimentaire (Maggi, Jumbo, ) en Sachets (Moyen) est relativement élevé par rapport aux autres prix observés dans cette zone. Prière de corriger ou de confirmer avec le QG. Attention ! Le prix unitaire d'achat (400 Fcfa) de Spaghettis en Sachets industriel (Grand) est relativement faible par rapport aux autres prix observés dans cette zone. Prière de corriger ou de confirmer avec le QG. Avertissement!! La quantité (4.5 litre) du produit Huile d'arachide raffinée consommée  par le ménage semble très élevé, prière de corriger ou confirmer avec le QG. Avertissement!!! Le ménage a consommé 10 Cuillère Petit de Chocolat pâte à tartiner, cette quantité semble anormale pour une consommation des 7 derniers jours.Prière de corriger ou de confirmer avec le QG. Avertissement!!! Le ménage a consommé 12 Pièce Petit de Caramel, bonbons, confiseries, etc., cette quantité semble anormale pour une consommation des 7 derniers jours.Prière de corriger ou de confirmer avec le QG. Avertissement!!! Le ménage a consommé 7 Paquet Petit de Thé en sachet, cette quantité semble anormale pour une consommation des 7 derniers jours.Prière de corriger ou de confirmer avec le QG. Avertissement!! le prix unitaire (150 Fcfa) de Thé en sachet (unité: Paquet) de taille Petit est très faible ou élevé. Prière de corriger ou de confirmer avec le QG. Incohérence!! Dans ce ménage, chaque individus consomme par jour 49.64143 Kg  de cereale; Prière de revoir les quantités prises de ces produits. Incohérence!! Dans ce ménage, chaque individus consomme par jour 49.64143 Kg  de cereale; Prière de revoir les quantités prises de ces produits.</w:t>
       </w:r>
     </w:p>
     <w:p>
@@ -2827,7 +2594,7 @@
         <w:rPr>
           <w:sz w:val="20"/>
         </w:rPr>
-        <w:t>- Avertissement! la valeur de l'achat (2.214286 Fcfa) d'un Poules / poulets est trop petite ou élevée. Veuillez confirmer ces informations avec le QG ou apporter les corrections nécessaires. Avertissement! Le prix de vente (2.125 Fcfa) d'un Poules / poulets est trop petit. Veuillez confirmer ces informations avec le QG ou apporter les corrections nécessaires.</w:t>
+        <w:t>- Avertissement! la valeur de l'achat (.5 Fcfa) d'un Poules / poulets est trop petite ou élevée. Veuillez confirmer ces informations avec le QG ou apporter les corrections nécessaires. Avertissement! Le prix de vente (2.125 Fcfa) d'un Poules / poulets est trop petit. Veuillez confirmer ces informations avec le QG ou apporter les corrections nécessaires. Attention ! Le ménage a vendu  200000 Poules / poulets à 425000 donc un prix unitaire d'achat (2.125 Fcfa) qui  est relativement faible par rapport aux autres prix observés dans cette zone. Prière de corriger ou de confirmer avec le QG.</w:t>
       </w:r>
     </w:p>
     <w:p>
@@ -3211,10 +2978,6 @@
         <w:br/>
         <w:t xml:space="preserve">- Attention ! Le montant (5200 Fcfa) dépensé ou reçu en cadeau pour les cartes prépayées, les transferts de crédit et les abonnements de  OUSMANE MBAYE est relativement élevé par rapport aux autres montants depansés observés dans cette zone. Prière de corriger ou de confirmer avec le QG. </w:t>
         <w:br/>
-        <w:t xml:space="preserve">- L'utilisations de l'internet  de NDEYE FATOU NIANG est jeux dessin animé et semble exister dans les modalités, prière de prendre attache avec le QG pour plus d'explication afin de la classer bien. </w:t>
-        <w:br/>
-        <w:t xml:space="preserve">- Le montant dépensé ou reçu en cadeau pour les cartes prépayées, les transferts de crédit et les abonnements de  ALPHA SY semble élevé ou faible , prière de corriger ou de confirmer l'information avec le QG. Attention ! Le montant (54200 Fcfa) dépensé ou reçu en cadeau pour les cartes prépayées, les transferts de crédit et les abonnements de  ALPHA SY est relativement élevé par rapport aux autres montants depansés observés dans cette zone. Prière de corriger ou de confirmer avec le QG. </w:t>
-        <w:br/>
         <w:t xml:space="preserve">- Les catégories socioprofessionnelles du père biologique de  BABACAR NIANG  ne sont pas coherentes, prière de corriger. Attention ! Le montant (8000 Fcfa) dépensé ou reçu en cadeau pour les recharges internet ou de forfaits de données mobiles(hors appels vocaux), aucours des 30 derniers jours de  BABACAR NIANG est relativement élevé par rapport aux autres montants depansés observés dans cette zone. Prière de corriger ou de confirmer avec le QG. </w:t>
         <w:br/>
         <w:t xml:space="preserve">- Les catégories socioprofessionnelles du père biologique de  GANA GUEYE NIANG  ne sont pas coherentes, prière de corriger. L'utilisations de l'internet  de GANA GUEYE NIANG est jeux ball sort et semble exister dans les modalités, prière de prendre attache avec le QG pour plus d'explication afin de la classer bien. </w:t>
@@ -3244,37 +3007,23 @@
         <w:rPr>
           <w:sz w:val="20"/>
         </w:rPr>
-        <w:t xml:space="preserve">- Peu probable! ABDOULAYE NIANG  n'arrive pas  à comprendre un petit texte lu dans une langue locale (s02q03). Veuillez corriger ou donner des explications au QG. </w:t>
+        <w:t xml:space="preserve">- Incohérence!! ALIMA SY étudie dans une école privé mais ne paie pas des frais de scolarités, prière de corriger. Incohérence!! ALIMA SY fréquente l'école  mais ne paie ni la scolarité ni la cotisation, prière de corriger ou fournir une explication à cela. </w:t>
         <w:br/>
-        <w:t xml:space="preserve">- Peu probable! ALIMA SY  n'arrive pas  à comprendre un petit texte lu dans une langue locale (s02q03). Veuillez corriger ou donner des explications au QG. Incohérence!! ALIMA SY étudie dans une école privé mais ne paie pas des frais de scolarités, prière de corriger. Incohérence!! ALIMA SY fréquente l'école  mais ne paie ni la scolarité ni la cotisation, prière de corriger ou fournir une explication à cela. </w:t>
+        <w:t xml:space="preserve">- Incohérence!! ASTOU LO NIANG étudie dans une école privé mais ne paie pas des frais de scolarités, prière de corriger. Incohérence!! La dépense liée à la cotisation de ASTOU LO NIANG qui fréquente une école privée est supérieur aux frais de scolarités, les cotisations ne peuvent pas être supérieur  à la scolarisation. Prière de corriger ces cas.  Incohérence ! seulement les écoles gouvermentales paient les cotisations (Gouvernement, communauté, ONG ou organisation humanitaire). veuillez, s'il vous plait, confirmer cette information de ASTOU LO NIANG avec le QG ou apporter les corrections nécessaires. </w:t>
         <w:br/>
-        <w:t xml:space="preserve">- Peu probable! ALPHA SY  n'arrive pas  à comprendre un petit texte lu dans une langue locale (s02q03). Veuillez corriger ou donner des explications au QG. </w:t>
+        <w:t xml:space="preserve">- Incohérence!! MOUHAMED NIANG étudie dans une école privé mais ne paie pas des frais de scolarités, prière de corriger. Incohérence!! La dépense liée à la cotisation de MOUHAMED NIANG qui fréquente une école privée est supérieur aux frais de scolarités, les cotisations ne peuvent pas être supérieur  à la scolarisation. Prière de corriger ces cas.  Incohérence ! seulement les écoles gouvermentales paient les cotisations (Gouvernement, communauté, ONG ou organisation humanitaire). veuillez, s'il vous plait, confirmer cette information de MOUHAMED NIANG avec le QG ou apporter les corrections nécessaires. </w:t>
         <w:br/>
-        <w:t xml:space="preserve">- Peu probable! ASTOU LO NIANG  n'arrive pas  à comprendre un petit texte lu dans une langue locale (s02q03). Veuillez corriger ou donner des explications au QG. Incohérence!! ASTOU LO NIANG étudie dans une école privé mais ne paie pas des frais de scolarités, prière de corriger. Incohérence!! La dépense liée à la cotisation de ASTOU LO NIANG qui fréquente une école privée est supérieur aux frais de scolarités, les cotisations ne peuvent pas être supérieur  à la scolarisation. Prière de corriger ces cas.  Incohérence ! seulement les écoles gouvermentales paient les cotisations (Gouvernement, communauté, ONG ou organisation humanitaire). veuillez, s'il vous plait, confirmer cette information de ASTOU LO NIANG avec le QG ou apporter les corrections nécessaires. Dans les milieux urbains c'est peu probable de voir une école dont les élèves ou étudiants ne dépensent pas en frais d'uniformes, prière de verifier pour ASTOU LO NIANG et corriger ou confirmer avec le QG. Le montant des frais de cantines ou de restauration pour l'année scolaire de ASTOU LO NIANG est faible ou élevé. veuillez, s'il vous plait, confirmer ces informations avec le QG ou apporter les corrections nécessaires. Le montant des autres depenses pour l'année scolaire de ASTOU LO NIANG est faible ou élevé. veuillez, s'il vous plait, confirmer ces informations avec le QG ou apporter les corrections nécessaires. </w:t>
+        <w:t xml:space="preserve">- Incohérence!! NDEYE FATOU NIANG étudie dans une école privé mais ne paie pas des frais de scolarités, prière de corriger. Incohérence!! NDEYE FATOU NIANG fréquente l'école  mais ne paie ni la scolarité ni la cotisation, prière de corriger ou fournir une explication à cela. </w:t>
         <w:br/>
-        <w:t xml:space="preserve">- Peu probable! BABACAR NIANG  n'arrive pas  à comprendre un petit texte lu dans une langue locale (s02q03). Veuillez corriger ou donner des explications au QG. Le domaine que BABACAR NIANG bénéficié de cette formation est formation protection santé dans société SONAGED et semble exister dans les modalités, prière de prendre attache avec le QG pour plus d'explication afin de la classer bien. </w:t>
+        <w:t xml:space="preserve">- Le domaine que BABACAR NIANG bénéficié de cette formation est formation protection santé dans société SONAGED et semble exister dans les modalités, prière de prendre attache avec le QG pour plus d'explication afin de la classer bien. </w:t>
         <w:br/>
-        <w:t xml:space="preserve">- Peu probable! GANA GUEYE NIANG  n'arrive pas  à comprendre un petit texte lu dans une langue locale (s02q03). Veuillez corriger ou donner des explications au QG. </w:t>
+        <w:t xml:space="preserve">- Le domaine que MAGUETTE NIANG bénéficié de cette formation est croix rouge et semble exister dans les modalités, prière de prendre attache avec le QG pour plus d'explication afin de la classer bien. </w:t>
         <w:br/>
-        <w:t xml:space="preserve">- Peu probable! MAGUETTE NIANG  n'arrive pas  à comprendre un petit texte lu dans une langue locale (s02q03). Veuillez corriger ou donner des explications au QG. Le domaine que MAGUETTE NIANG bénéficié de cette formation est croix rouge et semble exister dans les modalités, prière de prendre attache avec le QG pour plus d'explication afin de la classer bien. </w:t>
+        <w:t xml:space="preserve">- Le domaine que MAMADOU NIANG bénéficié de cette formation est agriculture et industrie et semble exister dans les modalités, prière de prendre attache avec le QG pour plus d'explication afin de la classer bien. </w:t>
         <w:br/>
-        <w:t xml:space="preserve">- Peu probable! MAMADOU NIANG  n'arrive pas  à comprendre un petit texte lu dans une langue locale (s02q03). Veuillez corriger ou donner des explications au QG. Le domaine que MAMADOU NIANG bénéficié de cette formation est agriculture et industrie et semble exister dans les modalités, prière de prendre attache avec le QG pour plus d'explication afin de la classer bien. </w:t>
+        <w:t xml:space="preserve">- Le domaine que OUSMANE MBAYE bénéficié de cette formation est sport et semble exister dans les modalités, prière de prendre attache avec le QG pour plus d'explication afin de la classer bien. </w:t>
         <w:br/>
-        <w:t xml:space="preserve">- Peu probable! MAMADOU NIANG 2  n'arrive pas  à comprendre un petit texte lu dans une langue locale (s02q03). Veuillez corriger ou donner des explications au QG. </w:t>
-        <w:br/>
-        <w:t xml:space="preserve">- Peu probable! MOUHAMED NIANG  n'arrive pas  à comprendre un petit texte lu dans une langue locale (s02q03). Veuillez corriger ou donner des explications au QG. Incohérence!! MOUHAMED NIANG étudie dans une école privé mais ne paie pas des frais de scolarités, prière de corriger. Incohérence!! La dépense liée à la cotisation de MOUHAMED NIANG qui fréquente une école privée est supérieur aux frais de scolarités, les cotisations ne peuvent pas être supérieur  à la scolarisation. Prière de corriger ces cas.  Incohérence ! seulement les écoles gouvermentales paient les cotisations (Gouvernement, communauté, ONG ou organisation humanitaire). veuillez, s'il vous plait, confirmer cette information de MOUHAMED NIANG avec le QG ou apporter les corrections nécessaires. Dans les milieux urbains c'est peu probable de voir une école dont les élèves ou étudiants ne dépensent pas en frais d'uniformes, prière de verifier pour MOUHAMED NIANG et corriger ou confirmer avec le QG. </w:t>
-        <w:br/>
-        <w:t xml:space="preserve">- Peu probable! NDEYE BINETA NDOYE  n'arrive pas  à comprendre un petit texte lu dans une langue locale (s02q03). Veuillez corriger ou donner des explications au QG. </w:t>
-        <w:br/>
-        <w:t xml:space="preserve">- Peu probable! NDEYE BINETA NIANG  n'arrive pas  à comprendre un petit texte lu dans une langue locale (s02q03). Veuillez corriger ou donner des explications au QG. Peu probable! NDEYE BINETA NIANG  ne sait ni lire, ni écrire, ni comprendre dans aucune des langues  (s02q01,s02q02,s02q03). Veuillez corriger ou donner des explications au QG. </w:t>
-        <w:br/>
-        <w:t xml:space="preserve">- Peu probable! NDEYE FATOU NIANG  n'arrive pas  à comprendre un petit texte lu dans une langue locale (s02q03). Veuillez corriger ou donner des explications au QG.  Incohérence ! le montant payé de NDEYE FATOU NIANG pour les frais de scolarité est très faible. veuillez, s'il vous plait, confirmer ces informations avec le QG ou apporter les corrections nécessaires. Incohérence ! NDEYE FATOU NIANG est âgé de 12 ans et fréquente le fondamental 2, tandis qu'il a débuté l'école à l'âge de 7 ans. Veuillez vérifier les informations renseignées aux questions s02q15, s02q08 ainsi que l'âge de l'individu, et corriger l'incohérence. </w:t>
-        <w:br/>
-        <w:t xml:space="preserve">- Peu probable! NDEYE MAREME NIANG  n'arrive pas  à comprendre un petit texte lu dans une langue locale (s02q03). Veuillez corriger ou donner des explications au QG. </w:t>
-        <w:br/>
-        <w:t xml:space="preserve">- Peu probable! OUSMANE MBAYE  n'arrive pas  à comprendre un petit texte lu dans une langue locale (s02q03). Veuillez corriger ou donner des explications au QG. Le domaine que OUSMANE MBAYE bénéficié de cette formation est sport et semble exister dans les modalités, prière de prendre attache avec le QG pour plus d'explication afin de la classer bien. </w:t>
-        <w:br/>
-        <w:t>- Peu probable! WILLYAM  NIANG  n'arrive pas  à comprendre un petit texte lu dans une langue locale (s02q03). Veuillez corriger ou donner des explications au QG.</w:t>
+        <w:t>- Peu probable! NDEYE BINETA NDOYE  n'arrive pas  à comprendre un petit texte lu dans une langue locale (s02q03). Veuillez corriger ou donner des explications au QG.</w:t>
       </w:r>
     </w:p>
     <w:p>
@@ -3313,31 +3062,6 @@
           <w:color w:val="4672C4"/>
           <w:sz w:val="22"/>
         </w:rPr>
-        <w:t>&gt;&gt; Section4a - Emploi</w:t>
-      </w:r>
-    </w:p>
-    <w:p>
-      <w:pPr>
-        <w:ind w:left="283"/>
-      </w:pPr>
-      <w:r>
-        <w:rPr>
-          <w:sz w:val="20"/>
-        </w:rPr>
-        <w:t xml:space="preserve">- Avertissement! Généralement les jeunes hommes (10 à 25ans) font des travaux ménager soit apprendre les enfants à reviser leurs léçons ou d'autres cours, ABDOULAYE NIANG n'a consacré aucune heure pour les travaux cités en s04q01, s04q02, s04q03, s04q04, s04q05, s04q06, s04q07 et s04q08.Prière de regarder pour corriger ou confirmer avec le QG. </w:t>
-        <w:br/>
-        <w:t xml:space="preserve">- Avertissement! Généralement les jeunes hommes (10 à 25ans) font des travaux ménager soit apprendre les enfants à reviser leurs léçons ou d'autres cours, MOUHAMED NIANG n'a consacré aucune heure pour les travaux cités en s04q01, s04q02, s04q03, s04q04, s04q05, s04q06, s04q07 et s04q08.Prière de regarder pour corriger ou confirmer avec le QG. </w:t>
-        <w:br/>
-        <w:t>- Avertissement! Généralement les jeunes hommes (10 à 25ans) font des travaux ménager soit apprendre les enfants à reviser leurs léçons ou d'autres cours, OUSMANE MBAYE n'a consacré aucune heure pour les travaux cités en s04q01, s04q02, s04q03, s04q04, s04q05, s04q06, s04q07 et s04q08.Prière de regarder pour corriger ou confirmer avec le QG.</w:t>
-      </w:r>
-    </w:p>
-    <w:p>
-      <w:r>
-        <w:rPr>
-          <w:b/>
-          <w:color w:val="4672C4"/>
-          <w:sz w:val="22"/>
-        </w:rPr>
         <w:t>&gt;&gt; Section4b - Emploi - Activite principale</w:t>
       </w:r>
     </w:p>
@@ -3349,8 +3073,6 @@
         <w:rPr>
           <w:sz w:val="20"/>
         </w:rPr>
-        <w:t xml:space="preserve">- Attention! le nombre d'heure que NDEYE BINETA NDOYE a travaillé par jour semble être inferieur à 4, veuillez s'il vous plait confirmer cette information avec le QG. </w:t>
-        <w:br/>
         <w:t>- Incohérence détectée ! Il semble peu probable que BABACAR NIANG occupe un emploi pour l'ETAT/collectivités locales ou dans une entreprise publique/parapublique tout en travaillant moins de  6h par jour. Veuillez, s'il vous plaît, corriger cette information.</w:t>
       </w:r>
     </w:p>
@@ -3373,8 +3095,6 @@
           <w:sz w:val="20"/>
         </w:rPr>
         <w:t xml:space="preserve">- Incohérence! ALPHA SY  evolue dans l'agriculture mais est  considéré comme salarié ou stagiaire/apprenti non renuméré, prière de revoir la question s04q66 et corriger. </w:t>
-        <w:br/>
-        <w:t xml:space="preserve">- Attention ! Le nombre de jours que NDEYE BINETA NDOYE a travaillés par mois semble être inférieur à 15. Veuillez, s'il vous plaît, confirmer cette information. Avertissement!!! les informations de NDEYE BINETA NDOYE sur le nombre de mois, jours ou heures de son emploi secondaire sont superieur a celles de son emploi principal , veuillez corriger ou confirmer aupres du QG. </w:t>
         <w:br/>
         <w:t>- Avertissement!!! les informations de BABACAR NIANG sur le nombre de mois, jours ou heures de son emploi secondaire sont superieur a celles de son emploi principal , veuillez corriger ou confirmer aupres du QG.</w:t>
       </w:r>
@@ -3401,7 +3121,7 @@
         <w:br/>
         <w:t xml:space="preserve">-  Avertissement!!! MAMADOU NIANG a demandé un crédit auprès d'une institution financière au cours des 12 derniers mois, qui a obtenu un crédit auprès d'une de ces institutions au cours des 12 derniers mois dit n'avoir pas beneficer de crédit immobilier. Veuillez vous rassurez réellement que la personne n'a pas affecté de crédit immobilier.  La   principale utilisation que MAMADOU NIANG a fait de ce dernier crédit est raison familiale et semble exister dans les modalités, prière de prendre attache avec le QG pour plus d'explication afin de la classer bien. </w:t>
         <w:br/>
-        <w:t xml:space="preserve">-  Avertissement!!! NDEYE BINETA NDOYE a demandé un crédit auprès d'une institution financière au cours des 12 derniers mois, qui a obtenu un crédit auprès d'une de ces institutions au cours des 12 derniers mois dit n'avoir pas beneficer de crédit immobilier. Veuillez vous rassurez réellement que la personne n'a pas affecté de crédit immobilier.  La   principale utilisation que NDEYE BINETA NDOYE a fait de ce dernier crédit est commerce et semble exister dans les modalités, prière de prendre attache avec le QG pour plus d'explication afin de la classer bien. </w:t>
+        <w:t xml:space="preserve">-  Avertissement!!! NDEYE BINETA NDOYE a demandé un crédit auprès d'une institution financière au cours des 12 derniers mois, qui a obtenu un crédit auprès d'une de ces institutions au cours des 12 derniers mois dit n'avoir pas beneficer de crédit immobilier. Veuillez vous rassurez réellement que la personne n'a pas affecté de crédit immobilier. </w:t>
         <w:br/>
         <w:t>-  La  raison pourquoi ALPHA SY n'a pas demandé de crédit auprès d'une institution financière au cours des 12 derniers mois est il veut oublier un compte et semble exister dans les modalités, prière de prendre attache avec le QG pour plus d'explication afin de la classer bien.</w:t>
       </w:r>
@@ -3424,7 +3144,7 @@
         <w:rPr>
           <w:sz w:val="20"/>
         </w:rPr>
-        <w:t>- Attention ! Le prix unitaire d'achat (100 Fcfa) de Crevettes séchées en Sachets (Moyen) est relativement faible par rapport aux autres prix observés dans cette zone. Prière de corriger ou de confirmer avec le QG. Attention ! Le prix unitaire d'achat (2400 Fcfa) de Huile de palme brute en Litre (taille unique) est relativement élevé par rapport aux autres prix observés dans cette zone. Prière de corriger ou de confirmer avec le QG. Attention ! Le prix unitaire d'achat (50 Fcfa) de Lait en poudre en Sachets (Petit) est relativement faible par rapport aux autres prix observés dans cette zone. Prière de corriger ou de confirmer avec le QG. Attention ! Le prix unitaire d'achat (500 Fcfa) de Banane douce en Kg (taille unique) est relativement faible par rapport aux autres prix observés dans cette zone. Prière de corriger ou de confirmer avec le QG. Avertissement!! La quantité (.87) de Sucre en poudre  en Kg qui provient de la production du ménage et celle reçue en cadeau depasse la quantité consommée, prière de verifier et corriger. Avertissement!! La quantité (3.5 litre) du produit Huile de palme raffinée consommée  par le ménage semble très élevé, prière de corriger ou confirmer avec le QG. Avertissement!! le prix unitaire (150 Fcfa) de Thé en sachet (unité: Sachets) de taille Moyen est très faible ou élevé. Prière de corriger ou de confirmer avec le QG.</w:t>
+        <w:t>- Attention ! Le prix unitaire d'achat (100 Fcfa) de Crevettes séchées en Sachets (Moyen) est relativement faible par rapport aux autres prix observés dans cette zone. Prière de corriger ou de confirmer avec le QG. Attention ! Le prix unitaire d'achat (1250 Fcfa) de Sucre en poudre  en Kg (taille unique) est relativement élevé par rapport aux autres prix observés dans cette zone. Prière de corriger ou de confirmer avec le QG. Attention ! Le prix unitaire d'achat (2400 Fcfa) de Huile de palme brute en Litre (taille unique) est relativement élevé par rapport aux autres prix observés dans cette zone. Prière de corriger ou de confirmer avec le QG. Attention ! Le prix unitaire d'achat (50 Fcfa) de Lait en poudre en Sachets (Petit) est relativement faible par rapport aux autres prix observés dans cette zone. Prière de corriger ou de confirmer avec le QG. Attention ! Le prix unitaire d'achat (500 Fcfa) de Banane douce en Kg (taille unique) est relativement faible par rapport aux autres prix observés dans cette zone. Prière de corriger ou de confirmer avec le QG. Attention ! Le prix unitaire d'achat (500 Fcfa) de Conserves de viande en Boite (Autre que la boite/pot de tomate) (Moyen) est relativement faible par rapport aux autres prix observés dans cette zone. Prière de corriger ou de confirmer avec le QG. Attention ! Le prix unitaire d'achat (80 Fcfa) de Ail en Gousse (Moyen) est relativement faible par rapport aux autres prix observés dans cette zone. Prière de corriger ou de confirmer avec le QG. Avertissement!! La quantité (3.5 litre) du produit Huile de palme raffinée consommée  par le ménage semble très élevé, prière de corriger ou confirmer avec le QG. Attention ! Le prix unitaire d'achat (500 Fcfa) de Huile de palme raffinée en Litre (taille unique) est relativement faible par rapport aux autres prix observés dans cette zone. Prière de corriger ou de confirmer avec le QG. Avertissement!! le prix unitaire (150 Fcfa) de Thé en sachet (unité: Sachets) de taille Petit est très faible ou élevé. Prière de corriger ou de confirmer avec le QG.</w:t>
       </w:r>
     </w:p>
     <w:p>
@@ -3476,71 +3196,6 @@
           <w:color w:val="4672C4"/>
           <w:sz w:val="22"/>
         </w:rPr>
-        <w:t>&gt;&gt; Section9d - Depenses non-alimentaires - 3 mois</w:t>
-      </w:r>
-    </w:p>
-    <w:p>
-      <w:pPr>
-        <w:ind w:left="283"/>
-      </w:pPr>
-      <w:r>
-        <w:rPr>
-          <w:sz w:val="20"/>
-        </w:rPr>
-        <w:t xml:space="preserve">- Peu plausible! le montant de la dépense pour Brosse à dents semble trop élevé. Veuillez, s'il vous plaît, confirmer cette information avec le QG ou la corriger. </w:t>
-        <w:br/>
-        <w:t>- Peu plausible! le montant de la dépense pour Transport inter-localité à traction animale semble trop élevé. Veuillez, s'il vous plaît, confirmer cette information avec le QG ou la corriger.</w:t>
-      </w:r>
-    </w:p>
-    <w:p>
-      <w:r>
-        <w:rPr>
-          <w:b/>
-          <w:color w:val="4672C4"/>
-          <w:sz w:val="22"/>
-        </w:rPr>
-        <w:t>&gt;&gt; Section10b - caracteristiques entreprise non agricole</w:t>
-      </w:r>
-    </w:p>
-    <w:p>
-      <w:pPr>
-        <w:ind w:left="283"/>
-      </w:pPr>
-      <w:r>
-        <w:rPr>
-          <w:sz w:val="20"/>
-        </w:rPr>
-        <w:t>- Le montant dépensé de L'entreprise vente de produits cosmétiques pour l'achat de ces marchandises revendues en état, sans transformation ne peut être supérieur aux montants obtenus sur la revente de marchandises achetées et revendues en état au cours des 30 derniers jours ou durant le dernier mois où l'entreprise a fonctionné (s10q47 &gt; s10q46), prière de corriger. Le montant dépensé de l'entreprise vente de produits cosmétiques en achat de matières premières pour les produits vendus au cours des 30 derniers jours ou durant le dernier mois où l'entreprise a fonctionné ne peut pas être supéreur aux montants obtenus sur la vente de produits transformés par l'entreprise au cours de cette même période où l'entreprise a fonctionné (s10q49 &gt; s10q48), prière de corriger. L'entreprise vente de produits cosmétiques a depensé en achat de matières premières pour les produits vendus (s10q49 different de 0) mais dit n'avoir réçu aucune somme sur la vente de produits transformés (s10q48 est égal à 0), prière de fournir de l'effort pour estimer le montant obtenu sur la vente vente de produits transformés. L'entreprise vente de produits cosmétiques est généralement une entreprise commerciale ou de service dont elle ne depense pas en achat de matières premières.Elle ne transforme pas de produit donc ne peut pas obtenir un montant sur la vente des produits transformés (10.48 ou 10.49). Prière de mettre 0 pour ces questions si elles ne font pas de transformation.</w:t>
-      </w:r>
-    </w:p>
-    <w:p>
-      <w:r>
-        <w:rPr>
-          <w:b/>
-          <w:color w:val="4672C4"/>
-          <w:sz w:val="22"/>
-        </w:rPr>
-        <w:t>&gt;&gt; Section13a - Transferts recus</w:t>
-      </w:r>
-    </w:p>
-    <w:p>
-      <w:pPr>
-        <w:ind w:left="283"/>
-      </w:pPr>
-      <w:r>
-        <w:rPr>
-          <w:sz w:val="20"/>
-        </w:rPr>
-        <w:t>- L'enquêteur prière de fournir d'effort pour avoir le niveau d'étude et l'âge de celui qui a envoyé/donné de l'argent dans la section 13a (Transfert reçu). L'âge de celui qui a envoyé/donné de l'argent dans la section 13a (Transfert reçu) semble  élévé, prière de corriger ou confirmer ave le QG.</w:t>
-      </w:r>
-    </w:p>
-    <w:p>
-      <w:r>
-        <w:rPr>
-          <w:b/>
-          <w:color w:val="4672C4"/>
-          <w:sz w:val="22"/>
-        </w:rPr>
         <w:t>&gt;&gt; Section16a - Champs et parcelles</w:t>
       </w:r>
     </w:p>
@@ -3552,11 +3207,11 @@
         <w:rPr>
           <w:sz w:val="20"/>
         </w:rPr>
-        <w:t xml:space="preserve">- Avertissement!! Le champs a comme nom (1) qui ne semble pas être un bon nom ou contient des lettres, prière de mettre le vrai nom du champs. Avertissement!! La parcelle a comme nom (parcelle1) qui ne semble pas être un bon nom ou contient des lettres, prière de mettre le vrai nom de la parcelle. La superficie de la parcelle parcelle1 selon l'exploitant est de 50 Mètre Carré (m^2) qui semble faible ou l'estimation ne semble pas bonne. Prière de corriger. La superficie de la parcelle parcelle1 selon les mesures GPS est de 37.52 hectare qui semble élevé ou faible, prière de corriger. </w:t>
+        <w:t xml:space="preserve">- Avertissement!! La parcelle a comme nom (parcelle1 laitue) qui ne semble pas être un bon nom ou contient des lettres, prière de mettre le vrai nom de la parcelle. La superficie de la parcelle parcelle1 laitue selon l'exploitant est de 40 Mètre Carré (m^2) qui semble faible ou l'estimation ne semble pas bonne. Prière de corriger. La superficie de la parcelle parcelle1 laitue selon les mesures GPS est de 101.71 hectare qui semble élevé ou faible, prière de corriger. </w:t>
         <w:br/>
-        <w:t xml:space="preserve">- Avertissement!! Le champs a comme nom (1) qui ne semble pas être un bon nom ou contient des lettres, prière de mettre le vrai nom du champs. Avertissement!! La parcelle a comme nom (parcelle1) qui ne semble pas être un bon nom ou contient des lettres, prière de mettre le vrai nom de la parcelle. La superficie de la parcelle parcelle1 selon l'exploitant est de 70 Mètre Carré (m^2) qui semble faible ou l'estimation ne semble pas bonne. Prière de corriger. La superficie de la parcelle parcelle1 selon les mesures GPS est de 101.71 hectare qui semble élevé ou faible, prière de corriger. </w:t>
+        <w:t xml:space="preserve">- Avertissement!! La parcelle a comme nom (parcelle1 laitue) qui ne semble pas être un bon nom ou contient des lettres, prière de mettre le vrai nom de la parcelle. La superficie de la parcelle parcelle1 laitue selon l'exploitant est de 50 Mètre Carré (m^2) qui semble faible ou l'estimation ne semble pas bonne. Prière de corriger. Le salaire total payé de toutes catégories confondues par le ménage GANA GUEYE NIANG pour la main-d'oeuvre non-familiale sur la parcelle parcelle1 laitue au cours de la campagne pour la période des récoltes est de 0 qui semble élevé ou faible. Merci de corriger. La superficie de la parcelle parcelle1 laitue selon les mesures GPS est de 279.67 hectare qui semble élevé ou faible, prière de corriger. Le document légal (titre, acte, certificat etc. ) qui affirme votre possession de la parcelle parcelle1 laitue est  et semble exister dans les modalités, prière de prendre attache avec le QG pour plus d'explication afin de la classer bien. La principale source de préoccupation de la parcelle parcelle1 laitue est domaine national et semble exister dans les modalités, prière de prendre attache avec le QG pour plus d'explication afin de la classer bien. </w:t>
         <w:br/>
-        <w:t>- Avertissement!! Le champs a comme nom (1) qui ne semble pas être un bon nom ou contient des lettres, prière de mettre le vrai nom du champs. Avertissement!! La parcelle a comme nom (parcelle1) qui ne semble pas être un bon nom ou contient des lettres, prière de mettre le vrai nom de la parcelle. Le salaire total payé de toutes catégories confondues par le ménage GANA GUEYE NIANG pour la main-d'oeuvre non-familiale sur la parcelle parcelle1 au cours de la campagne pour la période des récoltes est de 0 qui semble élevé ou faible. Merci de corriger. La superficie de la parcelle parcelle1 selon les mesures GPS est de 279.67 hectare qui semble élevé ou faible, prière de corriger. Le document légal (titre, acte, certificat etc. ) qui affirme votre possession de la parcelle parcelle1 est  et semble exister dans les modalités, prière de prendre attache avec le QG pour plus d'explication afin de la classer bien. La principale source de préoccupation de la parcelle parcelle1 est domaine national et semble exister dans les modalités, prière de prendre attache avec le QG pour plus d'explication afin de la classer bien.</w:t>
+        <w:t>- Avertissement!! La parcelle a comme nom (parcelle1 laitue) qui ne semble pas être un bon nom ou contient des lettres, prière de mettre le vrai nom de la parcelle. La superficie de la parcelle parcelle1 laitue selon l'exploitant est de 70 Mètre Carré (m^2) qui semble faible ou l'estimation ne semble pas bonne. Prière de corriger. La superficie de la parcelle parcelle1 laitue selon les mesures GPS est de 37.52 hectare qui semble élevé ou faible, prière de corriger.</w:t>
       </w:r>
     </w:p>
     <w:p>
@@ -3600,7 +3255,7 @@
         <w:rPr>
           <w:sz w:val="20"/>
         </w:rPr>
-        <w:t>- La quantité de s16dq05a estimée en Kg est incohérente avec la prise dans la question s16dq05c, prière de bien estimer et mettre la valeur exacte.</w:t>
+        <w:t>- || La quantité de s16dq05a estimée en Kg est incohérente avec la prise dans la question s16dq05c, prière de bien estimer et mettre la valeur exacte.</w:t>
       </w:r>
     </w:p>
     <w:p>
@@ -3980,8 +3635,6 @@
         <w:rPr>
           <w:sz w:val="20"/>
         </w:rPr>
-        <w:t xml:space="preserve">- Incoherence! NDEYE THIABA WANE dispose d'un téléphone portable à s01q39, donc la raison évoquée ne peut pas être (ne dispose pas d'appareil). </w:t>
-        <w:br/>
         <w:t xml:space="preserve">- L'ethni de MARIE  SECK est sonike, prière de bien classer cet ethni qui existe soit dans la liste des ethni ou n'éxiste pas comme ethni. </w:t>
         <w:br/>
         <w:t xml:space="preserve">- L'utilisations de l'internet  de MOUHAMED DIALLO est jeux dessin animé et semble exister dans les modalités, prière de prendre attache avec le QG pour plus d'explication afin de la classer bien. </w:t>
@@ -4009,21 +3662,11 @@
         <w:rPr>
           <w:sz w:val="20"/>
         </w:rPr>
-        <w:t xml:space="preserve">- Incohérence!! Le niveau d'études le plus élevé atteint par SOFIATOU DIOP est Secondaire Technique et Professionnel et le diplôme le plus elevé obtenu par SOFIATOU DIOP est CEP. Le domaine que SOFIATOU DIOP bénéficié de cette formation est agriculture et semble exister dans les modalités, prière de prendre attache avec le QG pour plus d'explication afin de la classer bien. </w:t>
-        <w:br/>
         <w:t xml:space="preserve">- La filière de DJIBRIL CISSE est géographique et semble exister dans les modalités, prière de prendre attache avec le QG pour plus d'explication afin de la classer bien. </w:t>
         <w:br/>
-        <w:t xml:space="preserve">- Peu probable! MARIE  SECK  n'arrive pas  à comprendre un petit texte lu dans une langue locale (s02q03). Veuillez corriger ou donner des explications au QG. Le domaine que MARIE  SECK bénéficié de cette formation est secourisme et semble exister dans les modalités, prière de prendre attache avec le QG pour plus d'explication afin de la classer bien. </w:t>
+        <w:t xml:space="preserve">- Le domaine que MARIE  SECK bénéficié de cette formation est secourisme et semble exister dans les modalités, prière de prendre attache avec le QG pour plus d'explication afin de la classer bien. </w:t>
         <w:br/>
-        <w:t xml:space="preserve">- Peu probable! MBAYAM DIALLO  n'arrive pas  à comprendre un petit texte lu dans une langue locale (s02q03). Veuillez corriger ou donner des explications au QG.  Incohérence ! seulement les écoles gouvermentales paient les cotisations (Gouvernement, communauté, ONG ou organisation humanitaire). veuillez, s'il vous plait, confirmer cette information de MBAYAM DIALLO avec le QG ou apporter les corrections nécessaires. Le montant des frais de cantines ou de restauration pour l'année scolaire de MBAYAM DIALLO est faible ou élevé. veuillez, s'il vous plait, confirmer ces informations avec le QG ou apporter les corrections nécessaires. </w:t>
-        <w:br/>
-        <w:t xml:space="preserve">- Peu probable! MOUHAMED DIALLO  n'arrive pas  à comprendre un petit texte lu dans une langue locale (s02q03). Veuillez corriger ou donner des explications au QG.  Incohérence ! seulement les écoles gouvermentales paient les cotisations (Gouvernement, communauté, ONG ou organisation humanitaire). veuillez, s'il vous plait, confirmer cette information de MOUHAMED DIALLO avec le QG ou apporter les corrections nécessaires. Le montant des frais de cantines ou de restauration pour l'année scolaire de MOUHAMED DIALLO est faible ou élevé. veuillez, s'il vous plait, confirmer ces informations avec le QG ou apporter les corrections nécessaires. </w:t>
-        <w:br/>
-        <w:t xml:space="preserve">- Peu probable! NAFISSATOU  NDOYE  n'arrive pas  à comprendre un petit texte lu dans une langue locale (s02q03). Veuillez corriger ou donner des explications au QG. </w:t>
-        <w:br/>
-        <w:t xml:space="preserve">- Peu probable! NDEYE THIABA WANE  n'arrive pas  à comprendre un petit texte lu dans une langue locale (s02q03). Veuillez corriger ou donner des explications au QG. Peu probable! NDEYE THIABA WANE  ne sait ni lire, ni écrire, ni comprendre dans aucune des langues  (s02q01,s02q02,s02q03). Veuillez corriger ou donner des explications au QG. </w:t>
-        <w:br/>
-        <w:t>- Peu probable! PAPE SERIGNE SENE  n'arrive pas  à comprendre un petit texte lu dans une langue locale (s02q03). Veuillez corriger ou donner des explications au QG.</w:t>
+        <w:t>- Le domaine que SOFIATOU DIOP bénéficié de cette formation est agriculture et semble exister dans les modalités, prière de prendre attache avec le QG pour plus d'explication afin de la classer bien.</w:t>
       </w:r>
     </w:p>
     <w:p>
@@ -4067,9 +3710,7 @@
         <w:rPr>
           <w:sz w:val="20"/>
         </w:rPr>
-        <w:t xml:space="preserve">- La  raison principale que PAPE SERIGNE SENE n'a pas cherché du travail au cours des 30 derniers jours est il fait une formation hôtelier pâtisserie et service et semble exister dans les modalités, prière de prendre attache avec le QG pour plus d'explication afin de la classer bien. </w:t>
-        <w:br/>
-        <w:t>- Avertissement! NDEYE THIABA WANE n'a consacré aucune heure pour aucun des travaux du ménage, prière de regarder les réponses prises dans les questions (s04q01 s04q02 s04q03 s04q04 s04q05 s04q06 s04q07 s04q08).</w:t>
+        <w:t>- La  raison principale que PAPE SERIGNE SENE n'a pas cherché du travail au cours des 30 derniers jours est il fait une formation hôtelier pâtisserie et service et semble exister dans les modalités, prière de prendre attache avec le QG pour plus d'explication afin de la classer bien.</w:t>
       </w:r>
     </w:p>
     <w:p>
@@ -4090,8 +3731,6 @@
         <w:rPr>
           <w:sz w:val="20"/>
         </w:rPr>
-        <w:t xml:space="preserve">- Attention ! Le nombre de jours que NAFISSATOU  NDOYE a travaillés par mois semble être inférieur à 15. Veuillez, s'il vous plaît, confirmer cette information. </w:t>
-        <w:br/>
         <w:t xml:space="preserve">- Nombre de mois exercé par DJIBRIL CISSE dans l'emploi au cours des 12 derniers mois semble faible, veuillez corriger s'il vous plait ou comfirmer avec le QG. Avertissement!!! DJIBRIL CISSE est un Techniciens de radio-télévision et d'enregistrement audio-visuel qui travaille dans Etat/Collectivités locales et a declaré comme catégorie socioprofessionnelle Stagiaire ou  Apprenti non rénuméré , prière de vérifier cette information de catégorie socioprofessionnelle auprès de l'enquêté (e) ou confirmer avec le QG. </w:t>
         <w:br/>
         <w:t>- Nombre de mois exercé par MARIE  SECK dans l'emploi au cours des 12 derniers mois semble faible, veuillez corriger s'il vous plait ou comfirmer avec le QG. Avertissement!!! MARIE  SECK est un Personnel infirmier (niveau intermédiaire) qui travaille dans Entreprise Privée et a declaré comme catégorie socioprofessionnelle Stagiaire ou  Apprenti non rénuméré , prière de vérifier cette information de catégorie socioprofessionnelle auprès de l'enquêté (e) ou confirmer avec le QG.</w:t>
@@ -4115,9 +3754,7 @@
         <w:rPr>
           <w:sz w:val="20"/>
         </w:rPr>
-        <w:t xml:space="preserve">- Attention ! Le nombre de jours que SOFIATOU DIOP a travaillés par mois semble être inférieur à 15. Veuillez, s'il vous plaît, confirmer cette information. Avertissement!! Le montant de SOFIATOU DIOP semble trop élevé pour un revenu net gagné par mois. Veuillez, s'il vous plaît, confirmer cette information avec le QG ou la corriger. Avertissement!!! les informations de SOFIATOU DIOP sur le nombre de mois, jours ou heures de son emploi secondaire sont superieur a celles de son emploi principal , veuillez corriger ou confirmer aupres du QG. </w:t>
-        <w:br/>
-        <w:t>- Avertissement!!! les informations de MARIE  SECK sur le nombre de mois, jours ou heures de son emploi secondaire sont superieur a celles de son emploi principal , veuillez corriger ou confirmer aupres du QG.</w:t>
+        <w:t>- Attention ! Le nombre de jours que SOFIATOU DIOP a travaillés par mois semble être inférieur à 15. Veuillez, s'il vous plaît, confirmer cette information. Avertissement!! Le montant de SOFIATOU DIOP semble trop élevé pour un revenu net gagné par mois. Veuillez, s'il vous plaît, confirmer cette information avec le QG ou la corriger.</w:t>
       </w:r>
     </w:p>
     <w:p>
@@ -4182,7 +3819,7 @@
         <w:rPr>
           <w:sz w:val="20"/>
         </w:rPr>
-        <w:t>- Attention ! Le prix unitaire d'achat (1600 Fcfa) de Lait en poudre en Kg (taille unique) est relativement faible par rapport aux autres prix observés dans cette zone. Prière de corriger ou de confirmer avec le QG. Attention ! Le prix unitaire d'achat (2000 Fcfa) de Orange  en Kg (taille unique) est relativement élevé par rapport aux autres prix observés dans cette zone. Prière de corriger ou de confirmer avec le QG. Attention ! Le prix unitaire d'achat (2000 Fcfa) de Poireau en Kg (taille unique) est relativement élevé par rapport aux autres prix observés dans cette zone. Prière de corriger ou de confirmer avec le QG. Avertissement!! le prix unitaire (150 Fcfa) de Thé en sachet (unité: Sachets) de taille Moyen est très faible ou élevé. Prière de corriger ou de confirmer avec le QG. Avertissement!!! Le ménage a consommé 43 Pièce Petit de Piment frais, cette quantité semble anormale pour une consommation des 7 derniers jours.Prière de corriger ou de confirmer avec le QG. Attention ! Soupçons de quantité anormale! Le ménage de NDEYE THIABA WANE avec une taille de 10 personnes a consommé 43 Pièce en Petit de Piment frais qui est relativement élevé comme consommation par rapport à la condition de vie des autres ménages de même taille dans cette zone. Prière de corriger ou de confirmer avec le QG. Incohérence!! Dans ce ménage, chaque individus consomme par jour 24.26743 Kg  de cereale; Prière de revoir les quantités prises de ces produits. Le prix d'achat unitaire (220 Fcfa) de Riz importé parfumé en Kg de taille  taille unique  est très faible, prière de regarder les reponses prises dans les questions s07bq07a s07bq07b s07bq07c s07bq08 pour mieux corriger. Attention ! Le prix unitaire d'achat (220 Fcfa) de Riz importé parfumé en Kg (taille unique) est relativement faible par rapport aux autres prix observés dans cette zone. Prière de corriger ou de confirmer avec le QG. Le prix d'achat unitaire (240 Fcfa) de Oignon frais en Kg de taille  taille unique  est très faible, prière de regarder les reponses prises dans les questions s07bq07a s07bq07b s07bq07c s07bq08 pour mieux corriger. Attention ! Le prix unitaire d'achat (240 Fcfa) de Oignon frais en Kg (taille unique) est relativement faible par rapport aux autres prix observés dans cette zone. Prière de corriger ou de confirmer avec le QG. Attention ! Soupçons de quantité anormale! Le ménage de NDEYE THIABA WANE avec une taille de 10 personnes a consommé 4.25 Kg en taille unique de Oignon frais qui est relativement élevé comme consommation par rapport à la condition de vie des autres ménages de même taille dans cette zone. Prière de corriger ou de confirmer avec le QG. Le prix d'achat unitaire (240 Fcfa) de Pomme de terre en Kg de taille  taille unique  est très faible, prière de regarder les reponses prises dans les questions s07bq07a s07bq07b s07bq07c s07bq08 pour mieux corriger. Attention ! Le prix unitaire d'achat (240 Fcfa) de Pomme de terre en Kg (taille unique) est relativement faible par rapport aux autres prix observés dans cette zone. Prière de corriger ou de confirmer avec le QG. Le prix d'achat unitaire (8000 Fcfa) de Silure séché en Kg de taille taille unique prière de regarder les reponses prises dans les questions s07bq07a s07bq07b s07bq07c s07bq08 pour mieux corriger.</w:t>
+        <w:t>- Attention ! Le prix unitaire d'achat (1600 Fcfa) de Lait en poudre en Kg (taille unique) est relativement faible par rapport aux autres prix observés dans cette zone. Prière de corriger ou de confirmer avec le QG. Attention ! Le prix unitaire d'achat (2000 Fcfa) de Orange  en Kg (taille unique) est relativement élevé par rapport aux autres prix observés dans cette zone. Prière de corriger ou de confirmer avec le QG. Attention ! Le prix unitaire d'achat (2000 Fcfa) de Poireau en Kg (taille unique) est relativement élevé par rapport aux autres prix observés dans cette zone. Prière de corriger ou de confirmer avec le QG. Attention ! Soupçons de quantité anormale! Le ménage de NDEYE THIABA WANE avec une taille de 10 personnes a consommé 13 Gousse en Moyen de Ail qui est relativement élevé comme consommation par rapport à la condition de vie des autres ménages de même taille dans cette zone. Prière de corriger ou de confirmer avec le QG. Attention ! Soupçons de quantité anormale! Le ménage de NDEYE THIABA WANE avec une taille de 10 personnes a consommé 19 Sachets en Petit de Piment séché qui est relativement élevé comme consommation par rapport à la condition de vie des autres ménages de même taille dans cette zone. Prière de corriger ou de confirmer avec le QG. Avertissement!! le prix unitaire (150 Fcfa) de Thé en sachet (unité: Sachets) de taille Petit est très faible ou élevé. Prière de corriger ou de confirmer avec le QG. Incohérence!! Dans ce ménage, chaque individus consomme par jour 39.358 Kg  de cereale; Prière de revoir les quantités prises de ces produits. Le prix d'achat unitaire (13200 Fcfa) de Riz local Gambiaka en Kg de taille taille unique semble élevé, prière de regarder les reponses prises dans les questions s07bq07a s07bq07b s07bq07c s07bq08 pour mieux corriger. Attention ! Le prix unitaire d'achat (13200 Fcfa) de Riz local Gambiaka en Kg (taille unique) est relativement élevé par rapport aux autres prix observés dans cette zone. Prière de corriger ou de confirmer avec le QG. Le prix d'achat unitaire (8000 Fcfa) de Silure séché en Kg de taille taille unique prière de regarder les reponses prises dans les questions s07bq07a s07bq07b s07bq07c s07bq08 pour mieux corriger.</w:t>
       </w:r>
     </w:p>
     <w:p>
@@ -4225,71 +3862,6 @@
           <w:sz w:val="20"/>
         </w:rPr>
         <w:t>- ||</w:t>
-      </w:r>
-    </w:p>
-    <w:p>
-      <w:r>
-        <w:rPr>
-          <w:b/>
-          <w:color w:val="4672C4"/>
-          <w:sz w:val="22"/>
-        </w:rPr>
-        <w:t>&gt;&gt; Section10b - caracteristiques entreprise non agricole</w:t>
-      </w:r>
-    </w:p>
-    <w:p>
-      <w:pPr>
-        <w:ind w:left="283"/>
-      </w:pPr>
-      <w:r>
-        <w:rPr>
-          <w:sz w:val="20"/>
-        </w:rPr>
-        <w:t xml:space="preserve">- L'entreprise vente en ligne existe dit n'avoir pas fait la revente de marchandises achetées et revendues en état, aussi le montant obtenus sur la vente de produits transformés par l'entreprise  n'a reçu aucune somme sur les reventes (s10q46=0 &amp; s10q48=0 &amp; s10q50=0); alors s'agit-il de quelle entreprise ? </w:t>
-        <w:br/>
-        <w:t>- Peu plausible! la valeur actuelle déclarée en s10q36 pour vendeur de carrosserie et sanitaire semble trop petite ou trop élevée. Veuillez, s'il vous plaît, confirmer cette information avec le QG ou la corriger.</w:t>
-      </w:r>
-    </w:p>
-    <w:p>
-      <w:r>
-        <w:rPr>
-          <w:b/>
-          <w:color w:val="4672C4"/>
-          <w:sz w:val="22"/>
-        </w:rPr>
-        <w:t>&gt;&gt; Section11 - Caracteristiques logement</w:t>
-      </w:r>
-    </w:p>
-    <w:p>
-      <w:pPr>
-        <w:ind w:left="283"/>
-      </w:pPr>
-      <w:r>
-        <w:rPr>
-          <w:sz w:val="20"/>
-        </w:rPr>
-        <w:t>- Le montant (FCFA) du loyer mensuel payé pour un logement comme le votre dans ce village/quartier est trop élevé, Veuillez s'il vous plaît corriger cette information.</w:t>
-      </w:r>
-    </w:p>
-    <w:p>
-      <w:r>
-        <w:rPr>
-          <w:b/>
-          <w:color w:val="4672C4"/>
-          <w:sz w:val="22"/>
-        </w:rPr>
-        <w:t>&gt;&gt; Section12 - Actifs du menage</w:t>
-      </w:r>
-    </w:p>
-    <w:p>
-      <w:pPr>
-        <w:ind w:left="283"/>
-      </w:pPr>
-      <w:r>
-        <w:rPr>
-          <w:sz w:val="20"/>
-        </w:rPr>
-        <w:t>- Attention ! Fer à repasser à charbon a été achété à 40000 Fcfa est relativement élevé par rapport aux autres prix d'achat observés dans cette zone. Prière de corriger ou de confirmer avec le QG.</w:t>
       </w:r>
     </w:p>
     <w:p>
@@ -4667,10 +4239,6 @@
         <w:rPr>
           <w:sz w:val="20"/>
         </w:rPr>
-        <w:t xml:space="preserve">- Avertissement!!!  MOUHAMED DIOUF  possède un téléphone android mais dit n'avoir pas accès à l'internet, prière de confirmer cette information avec le QG ou la corriger. Incoherence! MOUHAMED DIOUF dispose d'un téléphone portable à s01q39, donc la raison évoquée ne peut pas être (ne dispose pas d'appareil). </w:t>
-        <w:br/>
-        <w:t xml:space="preserve">- Attention ! Vous avez déclaré en s01q00 que le répondant est la personne elle-même, or ISMAILA NGOM DIOUF est trop jeune (6 ans) pour fournir des informations correctes. Prière de refaire la section 1 pour ISMAILA NGOM DIOUF en demandant à un adulte de répondre aux questions à sa place. </w:t>
-        <w:br/>
         <w:t>- L'utilisations de l'internet  de MAME MAREME DIENG DIOUF est dessin animé et semble exister dans les modalités, prière de prendre attache avec le QG pour plus d'explication afin de la classer bien.</w:t>
       </w:r>
     </w:p>
@@ -4692,21 +4260,7 @@
         <w:rPr>
           <w:sz w:val="20"/>
         </w:rPr>
-        <w:t xml:space="preserve">- Peu probable! ABOUBACAR SADIKH DIOUF  n'arrive pas  à comprendre un petit texte lu dans une langue locale (s02q03). Veuillez corriger ou donner des explications au QG. Incohérence!! ABOUBACAR SADIKH DIOUF fréquente l'école  mais ne paie ni la scolarité ni la cotisation, prière de corriger ou fournir une explication à cela. </w:t>
-        <w:br/>
-        <w:t xml:space="preserve">- Peu probable! ASSANE DIOUF  n'arrive pas  à comprendre un petit texte lu dans une langue locale (s02q03). Veuillez corriger ou donner des explications au QG. Le domaine que ASSANE DIOUF bénéficié de cette formation est certificat de bonne conduite dans l arme certificat de pratique maçonnerie dans l armée service génie et semble exister dans les modalités, prière de prendre attache avec le QG pour plus d'explication afin de la classer bien. </w:t>
-        <w:br/>
-        <w:t xml:space="preserve">- Peu probable! AWA NGOM DIOUF  n'arrive pas  à comprendre un petit texte lu dans une langue locale (s02q03). Veuillez corriger ou donner des explications au QG. Incohérence!! AWA NGOM DIOUF fréquente l'école  mais ne paie ni la scolarité ni la cotisation, prière de corriger ou fournir une explication à cela. </w:t>
-        <w:br/>
-        <w:t xml:space="preserve">- Peu probable! ISMAILA NGOM DIOUF  n'arrive pas  à comprendre un petit texte lu dans une langue locale (s02q03). Veuillez corriger ou donner des explications au QG. </w:t>
-        <w:br/>
-        <w:t xml:space="preserve">- Peu probable! MAME MAREME DIENG DIOUF  n'arrive pas  à comprendre un petit texte lu dans une langue locale (s02q03). Veuillez corriger ou donner des explications au QG. </w:t>
-        <w:br/>
-        <w:t xml:space="preserve">- Peu probable! MOUHAMED DIOUF  n'arrive pas  à comprendre un petit texte lu dans une langue locale (s02q03). Veuillez corriger ou donner des explications au QG. </w:t>
-        <w:br/>
-        <w:t xml:space="preserve">- Peu probable! NDEYE ANTA DIOP  n'arrive pas  à comprendre un petit texte lu dans une langue locale (s02q03). Veuillez corriger ou donner des explications au QG. </w:t>
-        <w:br/>
-        <w:t>- Peu probable! YOUSSOUPHA DIOUF  n'arrive pas  à comprendre un petit texte lu dans une langue locale (s02q03). Veuillez corriger ou donner des explications au QG.</w:t>
+        <w:t>- Le domaine que ASSANE DIOUF bénéficié de cette formation est certificat de bonne conduite dans l arme certificat de pratique maçonnerie dans l armée service génie et semble exister dans les modalités, prière de prendre attache avec le QG pour plus d'explication afin de la classer bien.</w:t>
       </w:r>
     </w:p>
     <w:p>
@@ -4754,7 +4308,7 @@
         </w:rPr>
         <w:t xml:space="preserve">- La  raison principale que MOUHAMED DIOUF n'a pas cherché du travail au cours des 30 derniers jours est il aide son père et semble exister dans les modalités, prière de prendre attache avec le QG pour plus d'explication afin de la classer bien. </w:t>
         <w:br/>
-        <w:t>- Avertissement! Le nombre d'heure consacré à faire des courses au cours des 7 derniers jours au marché ou travaux menager ou lessive etc.. pour NDEYE ANTA DIOP semble très élevés, prière de corriger ou confirmer avec le QG (s04q01 s04q02 s04q03 s04q04 s04q05 s04q06 s04q07 s04q08).  La  raison principale que NDEYE ANTA DIOP n'a pas cherché du travail au cours des 30 derniers jours est son bébé lui empêche de travailler et semble exister dans les modalités, prière de prendre attache avec le QG pour plus d'explication afin de la classer bien.</w:t>
+        <w:t>-  La  raison principale que NDEYE ANTA DIOP n'a pas cherché du travail au cours des 30 derniers jours est son bébé lui empêche de travailler et semble exister dans les modalités, prière de prendre attache avec le QG pour plus d'explication afin de la classer bien.</w:t>
       </w:r>
     </w:p>
     <w:p>
@@ -4798,28 +4352,7 @@
         <w:rPr>
           <w:sz w:val="20"/>
         </w:rPr>
-        <w:t>- Attention ! Le prix unitaire d'achat (50 Fcfa) de Poireau en Tas (Petit) est relativement faible par rapport aux autres prix observés dans cette zone. Prière de corriger ou de confirmer avec le QG. Attention ! Le prix unitaire d'achat (600 Fcfa) de Banane douce en Kg (taille unique) est relativement faible par rapport aux autres prix observés dans cette zone. Prière de corriger ou de confirmer avec le QG. Avertissement!!! Le ménage a consommé 7 Paquet Moyen de Thé en sachet, cette quantité semble anormale pour une consommation des 7 derniers jours.Prière de corriger ou de confirmer avec le QG. Avertissement!! le prix unitaire (150 Fcfa) de Thé en sachet (unité: Paquet) de taille Moyen est très faible ou élevé. Prière de corriger ou de confirmer avec le QG. Incohérence!! Dans ce ménage, chaque individus consomme par jour 29.4146 Kg  de cereale; Prière de revoir les quantités prises de ces produits.</w:t>
-      </w:r>
-    </w:p>
-    <w:p>
-      <w:r>
-        <w:rPr>
-          <w:b/>
-          <w:color w:val="4672C4"/>
-          <w:sz w:val="22"/>
-        </w:rPr>
-        <w:t>&gt;&gt; Section9e - Depenses non-alimentaires - 6 mois</w:t>
-      </w:r>
-    </w:p>
-    <w:p>
-      <w:pPr>
-        <w:ind w:left="283"/>
-      </w:pPr>
-      <w:r>
-        <w:rPr>
-          <w:sz w:val="20"/>
-        </w:rPr>
-        <w:t>- Peu plausible! le montant de la dépense pour Frais de confection et de réparation de vêtements enfants semble faible. Veuillez, s'il vous plaît, confirmer cette information avec le QG ou la corriger.</w:t>
+        <w:t>- Attention ! Le prix unitaire d'achat (100 Fcfa) de Concentré de tomate en Sachets industriel (Moyen) est relativement faible par rapport aux autres prix observés dans cette zone. Prière de corriger ou de confirmer avec le QG. Attention ! Le prix unitaire d'achat (100 Fcfa) de Silure fumé en Pièce (Petit) est relativement faible par rapport aux autres prix observés dans cette zone. Prière de corriger ou de confirmer avec le QG. Attention ! Le prix unitaire d'achat (600 Fcfa) de Banane douce en Kg (taille unique) est relativement faible par rapport aux autres prix observés dans cette zone. Prière de corriger ou de confirmer avec le QG. Attention ! Le prix unitaire d'achat (600 Fcfa) de Huile de palme raffinée en Litre (taille unique) est relativement faible par rapport aux autres prix observés dans cette zone. Prière de corriger ou de confirmer avec le QG. Attention ! Soupçons de quantité anormale! Le ménage de ASSANE DIOUF 2 avec une taille de 9 personnes a consommé 19 Sachets en Petit de Piment frais qui est relativement élevé comme consommation par rapport à la condition de vie des autres ménages de même taille dans cette zone. Prière de corriger ou de confirmer avec le QG. Avertissement!!! Le ménage a consommé 7 Paquet Petit de Thé en sachet, cette quantité semble anormale pour une consommation des 7 derniers jours.Prière de corriger ou de confirmer avec le QG. Avertissement!! le prix unitaire (150 Fcfa) de Thé en sachet (unité: Paquet) de taille Petit est très faible ou élevé. Prière de corriger ou de confirmer avec le QG. Incohérence!! Dans ce ménage, chaque individus consomme par jour 50.88683 Kg  de cereale; Prière de revoir les quantités prises de ces produits.</w:t>
       </w:r>
     </w:p>
     <w:p>
@@ -4850,27 +4383,6 @@
           <w:color w:val="4672C4"/>
           <w:sz w:val="22"/>
         </w:rPr>
-        <w:t>&gt;&gt; Section13a - Transferts recus</w:t>
-      </w:r>
-    </w:p>
-    <w:p>
-      <w:pPr>
-        <w:ind w:left="283"/>
-      </w:pPr>
-      <w:r>
-        <w:rPr>
-          <w:sz w:val="20"/>
-        </w:rPr>
-        <w:t>- L'enquêteur prière de fournir d'effort pour avoir le niveau d'étude et l'âge de celui qui a envoyé/donné de l'argent dans la section 13a (Transfert reçu). L'âge de celui qui a envoyé/donné de l'argent dans la section 13a (Transfert reçu) semble  élévé, prière de corriger ou confirmer ave le QG.</w:t>
-      </w:r>
-    </w:p>
-    <w:p>
-      <w:r>
-        <w:rPr>
-          <w:b/>
-          <w:color w:val="4672C4"/>
-          <w:sz w:val="22"/>
-        </w:rPr>
         <w:t>&gt;&gt; Section16a - Champs et parcelles</w:t>
       </w:r>
     </w:p>
@@ -4883,48 +4395,6 @@
           <w:sz w:val="20"/>
         </w:rPr>
         <w:t>- La section 16 du ménage de ASSANE DIOUF 2 n'est pas renseigné, prière de renseigner.</w:t>
-      </w:r>
-    </w:p>
-    <w:p>
-      <w:r>
-        <w:rPr>
-          <w:b/>
-          <w:color w:val="4672C4"/>
-          <w:sz w:val="22"/>
-        </w:rPr>
-        <w:t>&gt;&gt; Section17 - Elevage</w:t>
-      </w:r>
-    </w:p>
-    <w:p>
-      <w:pPr>
-        <w:ind w:left="283"/>
-      </w:pPr>
-      <w:r>
-        <w:rPr>
-          <w:sz w:val="20"/>
-        </w:rPr>
-        <w:t>- Incoherence! Le prix unitaire (4000 Fcfa) d'un Lapins est trop petit ou élevé. Veuillez confirmer ces informations avec le QG ou apporter les corrections nécessaires.</w:t>
-      </w:r>
-    </w:p>
-    <w:p>
-      <w:r>
-        <w:rPr>
-          <w:b/>
-          <w:color w:val="4672C4"/>
-          <w:sz w:val="22"/>
-        </w:rPr>
-        <w:t>&gt;&gt; Section19 - Equipements agricoles</w:t>
-      </w:r>
-    </w:p>
-    <w:p>
-      <w:pPr>
-        <w:ind w:left="283"/>
-      </w:pPr>
-      <w:r>
-        <w:rPr>
-          <w:sz w:val="20"/>
-        </w:rPr>
-        <w:t>- Avertissement!! Le prix d'achat (500 FCFA) de Autre (à préciser) est inférieur aux prix de revente (600 FCFA), prière de verifier et corriger ou confirmer l'information avec le QG.</w:t>
       </w:r>
     </w:p>
     <w:p>
@@ -5314,17 +4784,15 @@
         <w:br/>
         <w:t xml:space="preserve">- Dans les milieux urbains c'est peu probable de voir une école dont les élèves ou étudiants ne dépensent pas en frais d'uniformes, prière de verifier pour mouhamadou semben et corriger ou confirmer avec le QG. Le montant des frais de cantines ou de restauration pour l'année scolaire de mouhamadou semben est faible ou élevé. veuillez, s'il vous plait, confirmer ces informations avec le QG ou apporter les corrections nécessaires. </w:t>
         <w:br/>
+        <w:t xml:space="preserve">- Dans les milieux urbains c'est peu probable de voir une école dont les élèves ou étudiants ne dépensent pas en frais d'uniformes, prière de verifier pour mouhamed niang et corriger ou confirmer avec le QG. </w:t>
+        <w:br/>
+        <w:t xml:space="preserve">- La raison principale que alimatou djigueul n'a pas été à l'école entre 2024/2025 est agee et semble exister dans les modalités, prière de prendre attache avec le QG pour plus d'explication afin de la classer bien. </w:t>
+        <w:br/>
         <w:t xml:space="preserve">- La raison principale que mame fatou fall n'a pas été à l'école entre 2024/2025 est formation et semble exister dans les modalités, prière de prendre attache avec le QG pour plus d'explication afin de la classer bien. </w:t>
         <w:br/>
         <w:t xml:space="preserve">- Le domaine que momadou niang bénéficié de cette formation est coutourier et semble exister dans les modalités, prière de prendre attache avec le QG pour plus d'explication afin de la classer bien. </w:t>
         <w:br/>
-        <w:t xml:space="preserve">- Peu probable! alimatou djigueul  n'arrive pas  à comprendre un petit texte lu dans une langue locale (s02q03). Veuillez corriger ou donner des explications au QG. La raison principale que alimatou djigueul n'a pas été à l'école entre 2024/2025 est agee et semble exister dans les modalités, prière de prendre attache avec le QG pour plus d'explication afin de la classer bien. </w:t>
-        <w:br/>
-        <w:t xml:space="preserve">- Peu probable! ismaila niang  n'arrive pas  à comprendre un petit texte lu dans une langue locale (s02q03). Veuillez corriger ou donner des explications au QG. Peu probable! ismaila niang  ne sait ni lire, ni écrire, ni comprendre dans aucune des langues  (s02q01,s02q02,s02q03). Veuillez corriger ou donner des explications au QG. </w:t>
-        <w:br/>
         <w:t xml:space="preserve">- Peu probable! mame diarra gueye  n'arrive pas  à comprendre un petit texte lu dans une langue locale (s02q03). Veuillez corriger ou donner des explications au QG. Peu probable! mame diarra gueye  ne sait ni lire, ni écrire, ni comprendre dans aucune des langues  (s02q01,s02q02,s02q03). Veuillez corriger ou donner des explications au QG. </w:t>
-        <w:br/>
-        <w:t xml:space="preserve">- Peu probable! mouhamed niang  n'arrive pas  à comprendre un petit texte lu dans une langue locale (s02q03). Veuillez corriger ou donner des explications au QG. Dans les milieux urbains c'est peu probable de voir une école dont les élèves ou étudiants ne dépensent pas en frais d'uniformes, prière de verifier pour mouhamed niang et corriger ou confirmer avec le QG. </w:t>
         <w:br/>
         <w:t>- Peu probable! safietou niang  n'arrive pas  à comprendre un petit texte lu dans une langue locale (s02q03). Veuillez corriger ou donner des explications au QG. Peu probable! safietou niang  ne sait ni lire, ni écrire, ni comprendre dans aucune des langues  (s02q01,s02q02,s02q03). Veuillez corriger ou donner des explications au QG. Peu plausible safietou niang fréquente au minimum le fondamental 1 mais ne sait ni lire ni comprendre la langue française, prière de corriger ou de confirmer avec le QG merci. Dans les milieux urbains c'est peu probable de voir une école dont les élèves ou étudiants ne dépensent pas en frais d'uniformes, prière de verifier pour safietou niang et corriger ou confirmer avec le QG. Montant de bourse de safietou niang à vérifier.</w:t>
       </w:r>
@@ -5351,9 +4819,7 @@
         <w:br/>
         <w:t xml:space="preserve">- Avertissement! Généralement les jeunes hommes (10 à 25ans) font des travaux ménager soit apprendre les enfants à reviser leurs léçons ou d'autres cours, mam abdou aziz semben n'a consacré aucune heure pour les travaux cités en s04q01, s04q02, s04q03, s04q04, s04q05, s04q06, s04q07 et s04q08.Prière de regarder pour corriger ou confirmer avec le QG. </w:t>
         <w:br/>
-        <w:t xml:space="preserve">- Avertissement! Généralement les jeunes hommes (10 à 25ans) font des travaux ménager soit apprendre les enfants à reviser leurs léçons ou d'autres cours, mouhamed niang n'a consacré aucune heure pour les travaux cités en s04q01, s04q02, s04q03, s04q04, s04q05, s04q06, s04q07 et s04q08.Prière de regarder pour corriger ou confirmer avec le QG. </w:t>
-        <w:br/>
-        <w:t>- Avertissement! Nombre d'heure que mamadou semben a consacré à son emploi au cours des 7 derniers jours est trop faible, veuillez revoir s'il vous plait ou confirmer cette information avec QG.</w:t>
+        <w:t>- Avertissement! Généralement les jeunes hommes (10 à 25ans) font des travaux ménager soit apprendre les enfants à reviser leurs léçons ou d'autres cours, mouhamed niang n'a consacré aucune heure pour les travaux cités en s04q01, s04q02, s04q03, s04q04, s04q05, s04q06, s04q07 et s04q08.Prière de regarder pour corriger ou confirmer avec le QG.</w:t>
       </w:r>
     </w:p>
     <w:p>
@@ -5396,27 +4862,6 @@
           <w:sz w:val="20"/>
         </w:rPr>
         <w:t>- Attention ! Le prix unitaire d'achat (163.3663 Fcfa) de Pain moderne (Baguette) en miche (Moyen) est relativement élevé par rapport aux autres prix observés dans cette zone. Prière de corriger ou de confirmer avec le QG. Attention ! Le prix unitaire d'achat (2000 Fcfa) de Capitaine frais en Tas (Moyen) est relativement élevé par rapport aux autres prix observés dans cette zone. Prière de corriger ou de confirmer avec le QG. Attention ! Le prix unitaire d'achat (25 Fcfa) de Citron en Pièce (Petit) est relativement faible par rapport aux autres prix observés dans cette zone. Prière de corriger ou de confirmer avec le QG. Attention ! Le prix unitaire d'achat (300 Fcfa) de Lait concentré non-sucré en Boite (Autre que la boite/pot de tomate) (Petit) est relativement faible par rapport aux autres prix observés dans cette zone. Prière de corriger ou de confirmer avec le QG. Attention ! Le prix unitaire d'achat (33.33333 Fcfa) de Poivron frais en Pièce (Moyen) est relativement faible par rapport aux autres prix observés dans cette zone. Prière de corriger ou de confirmer avec le QG. Attention ! Le prix unitaire d'achat (50 Fcfa) de Aubergine sauvage  en Pièce (Moyen) est relativement faible par rapport aux autres prix observés dans cette zone. Prière de corriger ou de confirmer avec le QG. Attention ! Le prix unitaire d'achat (50 Fcfa) de Carotte en Pièce (Petit) est relativement faible par rapport aux autres prix observés dans cette zone. Prière de corriger ou de confirmer avec le QG. Avertissement!! La quantité (3.12 litre) du produit Autres huiles alimentaires n.d.a. (maïs, palmiste, tournesol, coco, lait de vache, etc.) consommée  par le ménage semble très élevé, prière de corriger ou confirmer avec le QG. Attention ! Soupçons de quantité anormale! Le ménage de momadou niang avec une taille de 12 personnes a consommé 3.12 Litre en taille unique de Autres huiles alimentaires n.d.a. (maïs, palmiste, tournesol, coco, lait de vache, etc.) qui est relativement élevé comme consommation par rapport à la condition de vie des autres ménages de même taille dans cette zone. Prière de corriger ou de confirmer avec le QG. Avertissement!!! Le ménage a consommé 21 Sachets Petit de Sucre en poudre , cette quantité semble anormale pour une consommation des 7 derniers jours.Prière de corriger ou de confirmer avec le QG. Avertissement!!!Le ménage a consommé 84 Sachets industriel de Tres petit de Café en poudre soluble  ce qui semble incoherent pour une consommation aucours des 7 derniers jours, prière de verifier et corriger.</w:t>
-      </w:r>
-    </w:p>
-    <w:p>
-      <w:r>
-        <w:rPr>
-          <w:b/>
-          <w:color w:val="4672C4"/>
-          <w:sz w:val="22"/>
-        </w:rPr>
-        <w:t>&gt;&gt; Section9b - Depenses non-alimentaires - 7 jours</w:t>
-      </w:r>
-    </w:p>
-    <w:p>
-      <w:pPr>
-        <w:ind w:left="283"/>
-      </w:pPr>
-      <w:r>
-        <w:rPr>
-          <w:sz w:val="20"/>
-        </w:rPr>
-        <w:t>- Peu plausible! le montant de la dépense pour Transport urbain en taxi semble faible. Veuillez, s'il vous plaît, confirmer cette information avec le QG ou la corriger.</w:t>
       </w:r>
     </w:p>
     <w:p>
@@ -5501,29 +4946,6 @@
           <w:sz w:val="20"/>
         </w:rPr>
         <w:t>- Le statut d'occupation actuel du ménage est heritage et semble exister dans les modalités, prière de prendre attache avec le QG pour plus d'explication afin de la classer bien.</w:t>
-      </w:r>
-    </w:p>
-    <w:p>
-      <w:r>
-        <w:rPr>
-          <w:b/>
-          <w:color w:val="4672C4"/>
-          <w:sz w:val="22"/>
-        </w:rPr>
-        <w:t>&gt;&gt; Section12 - Actifs du menage</w:t>
-      </w:r>
-    </w:p>
-    <w:p>
-      <w:pPr>
-        <w:ind w:left="283"/>
-      </w:pPr>
-      <w:r>
-        <w:rPr>
-          <w:sz w:val="20"/>
-        </w:rPr>
-        <w:t xml:space="preserve">- Attention ! Réfrigérateur a été revendu à 250000 Fcfa qui est relativement élevé par rapport aux autres prix de revente observés dans cette zone. Prière de corriger ou de confirmer avec le QG. </w:t>
-        <w:br/>
-        <w:t>- Le prix de revente de l'article  Ventilateur sur pied ne doit pas être égal 0 même si le ménage l'a reçu en cadeau prière de leurs aider à faire une estimations.</w:t>
       </w:r>
     </w:p>
     <w:p>
@@ -5922,9 +5344,9 @@
         <w:rPr>
           <w:sz w:val="20"/>
         </w:rPr>
-        <w:t xml:space="preserve">- Avertissement!!!  ABYB GUEYE  possède un téléphone android mais dit n'avoir pas accès à l'internet, prière de confirmer cette information avec le QG ou la corriger. Attention ! Le montant (5200 Fcfa) dépensé ou reçu en cadeau pour les cartes prépayées, les transferts de crédit et les abonnements de  ABYB GUEYE est relativement élevé par rapport aux autres montants depansés observés dans cette zone. Prière de corriger ou de confirmer avec le QG. </w:t>
+        <w:t xml:space="preserve">- Attention ! Le montant (5000 Fcfa) dépensé ou reçu en cadeau pour les cartes prépayées, les transferts de crédit et les abonnements de  MOUHAMED GUEYE est relativement élevé par rapport aux autres montants depansés observés dans cette zone. Prière de corriger ou de confirmer avec le QG. Attention ! Le montant (5000 Fcfa) dépensé ou reçu en cadeau pour les recharges internet ou de forfaits de données mobiles(hors appels vocaux), aucours des 30 derniers jours de  MOUHAMED GUEYE est relativement élevé par rapport aux autres montants depansés observés dans cette zone. Prière de corriger ou de confirmer avec le QG. </w:t>
         <w:br/>
-        <w:t>- Attention ! Le montant (5000 Fcfa) dépensé ou reçu en cadeau pour les cartes prépayées, les transferts de crédit et les abonnements de  MOUHAMED GUEYE est relativement élevé par rapport aux autres montants depansés observés dans cette zone. Prière de corriger ou de confirmer avec le QG. Attention ! Le montant (5000 Fcfa) dépensé ou reçu en cadeau pour les recharges internet ou de forfaits de données mobiles(hors appels vocaux), aucours des 30 derniers jours de  MOUHAMED GUEYE est relativement élevé par rapport aux autres montants depansés observés dans cette zone. Prière de corriger ou de confirmer avec le QG.</w:t>
+        <w:t>- Attention ! Le montant (5200 Fcfa) dépensé ou reçu en cadeau pour les cartes prépayées, les transferts de crédit et les abonnements de  ABYB GUEYE est relativement élevé par rapport aux autres montants depansés observés dans cette zone. Prière de corriger ou de confirmer avec le QG.</w:t>
       </w:r>
     </w:p>
     <w:p>
@@ -6075,7 +5497,7 @@
         <w:rPr>
           <w:sz w:val="20"/>
         </w:rPr>
-        <w:t>- Attention ! Le prix unitaire d'achat (500 Fcfa) de Autres condiments (persil, céléri, etc.) en Tas (Petit) est relativement élevé par rapport aux autres prix observés dans cette zone. Prière de corriger ou de confirmer avec le QG. Attention ! Le prix unitaire d'achat (500 Fcfa) de Pastèque en Pièce (Moyen) est relativement faible par rapport aux autres prix observés dans cette zone. Prière de corriger ou de confirmer avec le QG. Avertissement!!! Le ménage a consommé 28 Pièce Petit de Sucre en morceaux, cette quantité semble anormale pour une consommation des 7 derniers jours.Prière de corriger ou de confirmer avec le QG. Avertissement!!! Le ménage a consommé 7 Paquet Petit de Thé en sachet, cette quantité semble anormale pour une consommation des 7 derniers jours.Prière de corriger ou de confirmer avec le QG. Avertissement!! le prix unitaire (150 Fcfa) de Thé en sachet (unité: Paquet) de taille Petit est très faible ou élevé. Prière de corriger ou de confirmer avec le QG. Incohérence!! Dans ce ménage, chaque individus consomme par jour 52.12036 Kg  de cereale; Prière de revoir les quantités prises de ces produits.</w:t>
+        <w:t>- Attention ! Le prix unitaire d'achat (500 Fcfa) de Autres condiments (persil, céléri, etc.) en Tas (Petit) est relativement élevé par rapport aux autres prix observés dans cette zone. Prière de corriger ou de confirmer avec le QG. Attention ! Le prix unitaire d'achat (500 Fcfa) de Pastèque en Pièce (Moyen) est relativement faible par rapport aux autres prix observés dans cette zone. Prière de corriger ou de confirmer avec le QG. Avertissement!!! Le ménage a consommé 28 Pièce Petit de Sucre en morceaux, cette quantité semble anormale pour une consommation des 7 derniers jours.Prière de corriger ou de confirmer avec le QG. Avertissement!!! Le ménage a consommé 7 Paquet Petit de Thé en sachet, cette quantité semble anormale pour une consommation des 7 derniers jours.Prière de corriger ou de confirmer avec le QG. Avertissement!! le prix unitaire (150 Fcfa) de Thé en sachet (unité: Paquet) de taille Petit est très faible ou élevé. Prière de corriger ou de confirmer avec le QG. Incohérence!! Dans ce ménage, chaque individus consomme par jour 101.5221 Kg  de cereale; Prière de revoir les quantités prises de ces produits.</w:t>
       </w:r>
     </w:p>
     <w:p>
@@ -6096,9 +5518,7 @@
         <w:rPr>
           <w:sz w:val="20"/>
         </w:rPr>
-        <w:t xml:space="preserve">- Attention ! Appareil photo a été revendu à 310000 Fcfa qui est relativement élevé par rapport aux autres prix de revente observés dans cette zone. Prière de corriger ou de confirmer avec le QG. </w:t>
-        <w:br/>
-        <w:t>- Attention ! Bonbonne de gaz a été revendu à 16000 Fcfa qui est relativement élevé par rapport aux autres prix de revente observés dans cette zone. Prière de corriger ou de confirmer avec le QG.</w:t>
+        <w:t>- Attention ! Appareil photo a été revendu à 310000 Fcfa qui est relativement élevé par rapport aux autres prix de revente observés dans cette zone. Prière de corriger ou de confirmer avec le QG.</w:t>
       </w:r>
     </w:p>
     <w:p>
@@ -6141,27 +5561,6 @@
           <w:sz w:val="20"/>
         </w:rPr>
         <w:t>- Avertissement! la valeur de l'achat (768.4615 Fcfa) d'un Poules / poulets est trop petite ou élevée. Veuillez confirmer ces informations avec le QG ou apporter les corrections nécessaires.</w:t>
-      </w:r>
-    </w:p>
-    <w:p>
-      <w:r>
-        <w:rPr>
-          <w:b/>
-          <w:color w:val="4672C4"/>
-          <w:sz w:val="22"/>
-        </w:rPr>
-        <w:t>&gt;&gt; Section19 - Equipements agricoles</w:t>
-      </w:r>
-    </w:p>
-    <w:p>
-      <w:pPr>
-        <w:ind w:left="283"/>
-      </w:pPr>
-      <w:r>
-        <w:rPr>
-          <w:sz w:val="20"/>
-        </w:rPr>
-        <w:t>- Incohérence!! Le prix de revente de Abreuvoir / Mangeoire dans cette section 19 ne doit pas être égal 0 même si le ménage l'a reçu en cadeau prière de leurs aider à faire une estimation.</w:t>
       </w:r>
     </w:p>
     <w:p>
@@ -6541,15 +5940,13 @@
         <w:rPr>
           <w:sz w:val="20"/>
         </w:rPr>
+        <w:t xml:space="preserve">- Incohérence ! seulement les écoles gouvermentales paient les cotisations (Gouvernement, communauté, ONG ou organisation humanitaire). veuillez, s'il vous plait, confirmer cette information de abdou aziz tronce avec le QG ou apporter les corrections nécessaires. Le montant des autres depenses pour l'année scolaire de abdou aziz tronce est faible ou élevé. veuillez, s'il vous plait, confirmer ces informations avec le QG ou apporter les corrections nécessaires. Attention ! Le frais de scolarité (15000 Fcfa) de abdou aziz tronce en 2ème année de Primaire est relativement élevé par rapport aux autres frais de scolarités observés dans cette zone. Prière de corriger ou de confirmer avec le QG. </w:t>
+        <w:br/>
         <w:t xml:space="preserve">- Dans les milieux urbains c'est peu probable de voir une école dont les élèves ou étudiants ne dépensent pas en frais d'uniformes, prière de verifier pour ngone pouye et corriger ou confirmer avec le QG. </w:t>
         <w:br/>
         <w:t xml:space="preserve">- La raison principale que mouhamadou bachir pouye n'a pas été à l'école entre 2024/2025 est retraite et semble exister dans les modalités, prière de prendre attache avec le QG pour plus d'explication afin de la classer bien. </w:t>
         <w:br/>
-        <w:t xml:space="preserve">- Le domaine que ndeye grase pouye bénéficié de cette formation est commerce  internationale et semble exister dans les modalités, prière de prendre attache avec le QG pour plus d'explication afin de la classer bien. </w:t>
-        <w:br/>
-        <w:t xml:space="preserve">- Peu probable! abdou aziz tronce  n'arrive pas  à comprendre un petit texte lu dans une langue locale (s02q03). Veuillez corriger ou donner des explications au QG. Peu probable! abdou aziz tronce  ne sait ni lire, ni écrire, ni comprendre dans aucune des langues  (s02q01,s02q02,s02q03). Veuillez corriger ou donner des explications au QG. Peu plausible abdou aziz tronce fréquente au minimum le fondamental 1 mais ne sait ni lire ni comprendre la langue française, prière de corriger ou de confirmer avec le QG merci.  Incohérence ! seulement les écoles gouvermentales paient les cotisations (Gouvernement, communauté, ONG ou organisation humanitaire). veuillez, s'il vous plait, confirmer cette information de abdou aziz tronce avec le QG ou apporter les corrections nécessaires. Le montant des autres depenses pour l'année scolaire de abdou aziz tronce est faible ou élevé. veuillez, s'il vous plait, confirmer ces informations avec le QG ou apporter les corrections nécessaires. </w:t>
-        <w:br/>
-        <w:t>- Peu probable! aissatou diallo  n'arrive pas  à comprendre un petit texte lu dans une langue locale (s02q03). Veuillez corriger ou donner des explications au QG.</w:t>
+        <w:t>- Le domaine que ndeye grase pouye bénéficié de cette formation est commerce  internationale et semble exister dans les modalités, prière de prendre attache avec le QG pour plus d'explication afin de la classer bien.</w:t>
       </w:r>
     </w:p>
     <w:p>
@@ -6614,7 +6011,7 @@
         <w:rPr>
           <w:sz w:val="20"/>
         </w:rPr>
-        <w:t>- Attention ! Le prix unitaire d'achat (1000 Fcfa) de Citron en Sachets (Moyen) est relativement élevé par rapport aux autres prix observés dans cette zone. Prière de corriger ou de confirmer avec le QG. Attention ! Le prix unitaire d'achat (3000 Fcfa) de Concentré de tomate en Boite de tomate/Pot (Moyen) est relativement élevé par rapport aux autres prix observés dans cette zone. Prière de corriger ou de confirmer avec le QG. Attention ! Le prix unitaire d'achat (500 Fcfa) de Lait caillé en Sachets (Petit) est relativement élevé par rapport aux autres prix observés dans cette zone. Prière de corriger ou de confirmer avec le QG. Attention ! Le prix unitaire d'achat (500 Fcfa) de Soumbala (moutarde africaine) en Sachets (Moyen) est relativement élevé par rapport aux autres prix observés dans cette zone. Prière de corriger ou de confirmer avec le QG. Attention ! Le prix unitaire d'achat (800 Fcfa) de Huile de soja  en Bidon 20l (taille unique) est relativement faible par rapport aux autres prix observés dans cette zone. Prière de corriger ou de confirmer avec le QG. Avertissement!! le prix unitaire (1650 Fcfa) de Thé en sachet (unité: Paquet) de taille Moyen est très faible ou élevé. Prière de corriger ou de confirmer avec le QG. Attention ! Le prix unitaire d'achat (1650 Fcfa) de Thé en sachet en Paquet (Moyen) est relativement élevé par rapport aux autres prix observés dans cette zone. Prière de corriger ou de confirmer avec le QG. Le prix d'achat unitaire (1200 Fcfa) de Vermicelles en Kg de taille taille unique semble élevé, prière de regarder les reponses prises dans les questions s07bq07a s07bq07b s07bq07c s07bq08 pour mieux corriger.</w:t>
+        <w:t>- Attention ! Le prix unitaire d'achat (1000 Fcfa) de Capitaine frais en Sachets (Petit) est relativement élevé par rapport aux autres prix observés dans cette zone. Prière de corriger ou de confirmer avec le QG. Attention ! Le prix unitaire d'achat (1000 Fcfa) de Citron en Sachets (Moyen) est relativement élevé par rapport aux autres prix observés dans cette zone. Prière de corriger ou de confirmer avec le QG. Attention ! Le prix unitaire d'achat (500 Fcfa) de Lait caillé en Sachets (Petit) est relativement élevé par rapport aux autres prix observés dans cette zone. Prière de corriger ou de confirmer avec le QG. Attention ! Le prix unitaire d'achat (500 Fcfa) de Soumbala (moutarde africaine) en Sachets (Moyen) est relativement élevé par rapport aux autres prix observés dans cette zone. Prière de corriger ou de confirmer avec le QG. Attention ! Le prix unitaire d'achat (800 Fcfa) de Huile de soja  en Bidon 20l (taille unique) est relativement faible par rapport aux autres prix observés dans cette zone. Prière de corriger ou de confirmer avec le QG. Attention ! Soupçons de quantité anormale! Le ménage de mouhamed bachir pouye avec une taille de 6 personnes a consommé 3 Morceau (Portion) en Petit de Poisson frais type 8 qui est relativement élevé comme consommation par rapport à la condition de vie des autres ménages de même taille dans cette zone. Prière de corriger ou de confirmer avec le QG. Avertissement!! le prix unitaire (1650 Fcfa) de Thé en sachet (unité: Paquet) de taille Moyen est très faible ou élevé. Prière de corriger ou de confirmer avec le QG. Attention ! Le prix unitaire d'achat (1650 Fcfa) de Thé en sachet en Paquet (Moyen) est relativement élevé par rapport aux autres prix observés dans cette zone. Prière de corriger ou de confirmer avec le QG.</w:t>
       </w:r>
     </w:p>
     <w:p>
@@ -6687,27 +6084,6 @@
           <w:color w:val="4672C4"/>
           <w:sz w:val="22"/>
         </w:rPr>
-        <w:t>&gt;&gt; Section13a - Transferts recus</w:t>
-      </w:r>
-    </w:p>
-    <w:p>
-      <w:pPr>
-        <w:ind w:left="283"/>
-      </w:pPr>
-      <w:r>
-        <w:rPr>
-          <w:sz w:val="20"/>
-        </w:rPr>
-        <w:t>- L'enquêteur prière de fournir d'effort pour avoir le niveau d'étude et l'âge de celui qui a envoyé/donné de l'argent dans la section 13a (Transfert reçu). L'âge de celui qui a envoyé/donné de l'argent dans la section 13a (Transfert reçu) semble  élévé, prière de corriger ou confirmer ave le QG.</w:t>
-      </w:r>
-    </w:p>
-    <w:p>
-      <w:r>
-        <w:rPr>
-          <w:b/>
-          <w:color w:val="4672C4"/>
-          <w:sz w:val="22"/>
-        </w:rPr>
         <w:t>&gt;&gt; Section16a - Champs et parcelles</w:t>
       </w:r>
     </w:p>
@@ -6740,7 +6116,7 @@
         <w:rPr>
           <w:sz w:val="20"/>
         </w:rPr>
-        <w:t>- Attention ! Le ménage a acheté 1 Ovins (Moutons) à 150000 donc un prix unitaire d'achat (150000 Fcfa) qui  est relativement elevé par rapport aux autres prix observés dans cette zone. Prière de corriger ou de confirmer avec le QG.</w:t>
+        <w:t>- Avertissement! Le prix unitaire (450000 Fcfa) d'un Ovins (Moutons) est trop petit ou élevé. Veuillez confirmer ces informations avec le QG ou apporter les corrections nécessaires. Attention ! Le ménage a acheté 1 Ovins (Moutons) à 450000 donc un prix unitaire d'achat (450000 Fcfa) qui  est relativement elevé par rapport aux autres prix observés dans cette zone. Prière de corriger ou de confirmer avec le QG.</w:t>
       </w:r>
     </w:p>
     <w:p>
@@ -7097,7 +6473,7 @@
         <w:rPr>
           <w:sz w:val="20"/>
         </w:rPr>
-        <w:t xml:space="preserve">- Avertissement!!!  SOULEYEMANE NDIAYE  possède un téléphone android mais dit n'avoir pas accès à l'internet, prière de confirmer cette information avec le QG ou la corriger. Le montant dépensé ou reçu en cadeau pour les cartes prépayées, les transferts de crédit et les abonnements de  SOULEYEMANE NDIAYE semble élevé ou faible , prière de corriger ou de confirmer l'information avec le QG. Le montant dépensé ou reçu en cadeau pour les recharges internet ou de forfaits de données mobiles(hors appels vocaux), aucours des 30 derniers jours de SOULEYEMANE NDIAYE semble élevé ou faible, prière de corriger ou de confirmer l'information avec le QG. </w:t>
+        <w:t xml:space="preserve">- Avertissement!!!  SOULEYEMANE NDIAYE  possède un téléphone android mais dit n'avoir pas accès à l'internet, prière de confirmer cette information avec le QG ou la corriger. </w:t>
         <w:br/>
         <w:t>- Le chef de ménage ou le/la Conjoint ( e ) ( DOMINO FAYE ) est visiteur, veuillez  corriger cette incoherence (question 1.12 et 1.13) merci.</w:t>
       </w:r>
@@ -7231,28 +6607,7 @@
         <w:rPr>
           <w:sz w:val="20"/>
         </w:rPr>
-        <w:t>- Attention ! Le prix unitaire d'achat (500 Fcfa) de Melon en Pièce (Moyen) est relativement faible par rapport aux autres prix observés dans cette zone. Prière de corriger ou de confirmer avec le QG. Attention ! Le prix unitaire d'achat (500 Fcfa) de Pastèque en Pièce (Moyen) est relativement faible par rapport aux autres prix observés dans cette zone. Prière de corriger ou de confirmer avec le QG. Attention ! Soupçons de quantité anormale! Le ménage de NDEYE FATOU DIOUF avec une taille de 7 personnes a consommé 6 Sachets en Petit de Autres fruits de mer qui est relativement élevé comme consommation par rapport à la condition de vie des autres ménages de même taille dans cette zone. Prière de corriger ou de confirmer avec le QG. Avertissement!! Les quantités du Thé en feuille consommées en Sachets industriel semble incoherent car les ménages consomment géneralement en sachet ou en paquet, prière de corriger ou confirmer avec le QG. Avertissement!!! Le ménage a consommé 10 Cuillère Petit de Chocolat pâte à tartiner, cette quantité semble anormale pour une consommation des 7 derniers jours.Prière de corriger ou de confirmer avec le QG. Avertissement!!! Le ménage a consommé 12 Morceau (Portion) Petit de Saucisson/saucisses, cette quantité semble anormale pour une consommation des 7 derniers jours.Prière de corriger ou de confirmer avec le QG. Avertissement!!! Le ménage a consommé 5 Paquet Petit de Thé en sachet, cette quantité semble anormale pour une consommation des 7 derniers jours.Prière de corriger ou de confirmer avec le QG. Avertissement!! le prix unitaire (150 Fcfa) de Thé en sachet (unité: Paquet) de taille Petit est très faible ou élevé. Prière de corriger ou de confirmer avec le QG. Incohérence!! Dans ce ménage, chaque individus consomme par jour 33.52531 Kg  de cereale; Prière de revoir les quantités prises de ces produits. Incohérence!! Dans ce ménage, chaque individus consomme par jour 33.52531 Kg  de cereale; Prière de revoir les quantités prises de ces produits. Incohérence!! Dans ce ménage, chaque individus consomme par jour 33.52531 Kg  de cereale; Prière de revoir les quantités prises de ces produits. Le prix d'achat unitaire (200 Fcfa) de Citron en Kg de taille  taille unique  est très faible, prière de regarder les reponses prises dans les questions s07bq07a s07bq07b s07bq07c s07bq08 pour mieux corriger. Le prix d'achat unitaire (200 Fcfa) de Sel en Kg de taille  taille unique  est très faible, prière de regarder les reponses prises dans les questions s07bq07a s07bq07b s07bq07c s07bq08 pour mieux corriger. Difficile de consommer le Sel en Kg taille unique prière de verifier. Attention ! Le prix unitaire d'achat (200 Fcfa) de Sel en Kg (taille unique) est relativement faible par rapport aux autres prix observés dans cette zone. Prière de corriger ou de confirmer avec le QG.</w:t>
-      </w:r>
-    </w:p>
-    <w:p>
-      <w:r>
-        <w:rPr>
-          <w:b/>
-          <w:color w:val="4672C4"/>
-          <w:sz w:val="22"/>
-        </w:rPr>
-        <w:t>&gt;&gt; Section9b - Depenses non-alimentaires - 7 jours</w:t>
-      </w:r>
-    </w:p>
-    <w:p>
-      <w:pPr>
-        <w:ind w:left="283"/>
-      </w:pPr>
-      <w:r>
-        <w:rPr>
-          <w:sz w:val="20"/>
-        </w:rPr>
-        <w:t>- Peu plausible! le montant de la dépense pour Transport urbain en taxi semble faible. Veuillez, s'il vous plaît, confirmer cette information avec le QG ou la corriger.</w:t>
+        <w:t>- Attention ! Le prix unitaire d'achat (200 Fcfa) de Orange  en Sachets (Petit) est relativement faible par rapport aux autres prix observés dans cette zone. Prière de corriger ou de confirmer avec le QG. Attention ! Le prix unitaire d'achat (350 Fcfa) de Piment séché en Sachets (Grand) est relativement faible par rapport aux autres prix observés dans cette zone. Prière de corriger ou de confirmer avec le QG. Attention ! Le prix unitaire d'achat (50 Fcfa) de Farine de blé locale ou importée en Sachets (Petit) est relativement faible par rapport aux autres prix observés dans cette zone. Prière de corriger ou de confirmer avec le QG. Attention ! Le prix unitaire d'achat (500 Fcfa) de Cube alimentaire (Maggi, Jumbo, ) en Sachets (Moyen) est relativement élevé par rapport aux autres prix observés dans cette zone. Prière de corriger ou de confirmer avec le QG. Attention ! Le prix unitaire d'achat (500 Fcfa) de Pastèque en Pièce (Moyen) est relativement faible par rapport aux autres prix observés dans cette zone. Prière de corriger ou de confirmer avec le QG. Avertissement!! Les quantités du Thé en feuille consommées en Sachets industriel semble incoherent car les ménages consomment géneralement en sachet ou en paquet, prière de corriger ou confirmer avec le QG. Avertissement!!! Le ménage a consommé 10 Cuillère Petit de Chocolat pâte à tartiner, cette quantité semble anormale pour une consommation des 7 derniers jours.Prière de corriger ou de confirmer avec le QG. Avertissement!!! Le ménage a consommé 12 Morceau (Portion) Petit de Saucisson/saucisses, cette quantité semble anormale pour une consommation des 7 derniers jours.Prière de corriger ou de confirmer avec le QG. Avertissement!!! Le ménage a consommé 5 Paquet Petit de Thé en sachet, cette quantité semble anormale pour une consommation des 7 derniers jours.Prière de corriger ou de confirmer avec le QG. Avertissement!! le prix unitaire (150 Fcfa) de Thé en sachet (unité: Paquet) de taille Petit est très faible ou élevé. Prière de corriger ou de confirmer avec le QG. Incohérence!! Dans ce ménage, chaque individus consomme par jour 86.37469 Kg  de cereale; Prière de revoir les quantités prises de ces produits. Incohérence!! Dans ce ménage, chaque individus consomme par jour 86.37469 Kg  de cereale; Prière de revoir les quantités prises de ces produits. Incohérence!! Dans ce ménage, chaque individus consomme par jour 86.37469 Kg  de cereale; Prière de revoir les quantités prises de ces produits. Le prix d'achat unitaire (200 Fcfa) de Sel en Kg de taille  taille unique  est très faible, prière de regarder les reponses prises dans les questions s07bq07a s07bq07b s07bq07c s07bq08 pour mieux corriger. Difficile de consommer le Sel en Kg taille unique prière de verifier. Attention ! Le prix unitaire d'achat (200 Fcfa) de Sel en Kg (taille unique) est relativement faible par rapport aux autres prix observés dans cette zone. Prière de corriger ou de confirmer avec le QG.</w:t>
       </w:r>
     </w:p>
     <w:p>
@@ -7295,27 +6650,6 @@
           <w:sz w:val="20"/>
         </w:rPr>
         <w:t>- L'enquêteur prière de fournir d'effort pour avoir le niveau d'étude et l'âge de celui qui a envoyé/donné de l'argent dans la section 13a (Transfert reçu). L'âge de celui qui a envoyé/donné de l'argent dans la section 13a (Transfert reçu) semble  élévé, prière de corriger ou confirmer ave le QG.</w:t>
-      </w:r>
-    </w:p>
-    <w:p>
-      <w:r>
-        <w:rPr>
-          <w:b/>
-          <w:color w:val="4672C4"/>
-          <w:sz w:val="22"/>
-        </w:rPr>
-        <w:t>&gt;&gt; Section14 - Chocs</w:t>
-      </w:r>
-    </w:p>
-    <w:p>
-      <w:pPr>
-        <w:ind w:left="283"/>
-      </w:pPr>
-      <w:r>
-        <w:rPr>
-          <w:sz w:val="20"/>
-        </w:rPr>
-        <w:t>- Avertissement!! Le ménage n'a été négativement affecté par aucun des problèmes donnés dans la section 14. Confirmez vous cette information avec le QG?</w:t>
       </w:r>
     </w:p>
     <w:p>
@@ -7661,6 +6995,27 @@
           <w:color w:val="4672C4"/>
           <w:sz w:val="22"/>
         </w:rPr>
+        <w:t>&gt;&gt; Section0 - Identification et renseignements de controle</w:t>
+      </w:r>
+    </w:p>
+    <w:p>
+      <w:pPr>
+        <w:ind w:left="283"/>
+      </w:pPr>
+      <w:r>
+        <w:rPr>
+          <w:sz w:val="20"/>
+        </w:rPr>
+        <w:t>- Le questionnaire semble ne pas être complètement fini mais le questionnaire est en statut complet, prière de compléter le questionnaire.</w:t>
+      </w:r>
+    </w:p>
+    <w:p>
+      <w:r>
+        <w:rPr>
+          <w:b/>
+          <w:color w:val="4672C4"/>
+          <w:sz w:val="22"/>
+        </w:rPr>
         <w:t>&gt;&gt; Section1 - Caracteristiques des membres</w:t>
       </w:r>
     </w:p>
@@ -7783,7 +7138,7 @@
         <w:rPr>
           <w:sz w:val="20"/>
         </w:rPr>
-        <w:t>- Attention ! Le prix unitaire d'achat (100 Fcfa) de Beurre en Morceau (Portion) (Tres petit) est relativement élevé par rapport aux autres prix observés dans cette zone. Prière de corriger ou de confirmer avec le QG. Attention ! Le prix unitaire d'achat (250 Fcfa) de Feuilles de  Haricot en Tas (Moyen) est relativement élevé par rapport aux autres prix observés dans cette zone. Prière de corriger ou de confirmer avec le QG. Attention ! Le prix unitaire d'achat (500 Fcfa) de Escargots en Morceau (Portion) (Moyen) est relativement élevé par rapport aux autres prix observés dans cette zone. Prière de corriger ou de confirmer avec le QG. Avertissement!!! Le ménage a consommé 21 Pièce Petit de Carpe frais, cette quantité semble anormale pour une consommation des 7 derniers jours.Prière de corriger ou de confirmer avec le QG.</w:t>
+        <w:t>- Attention ! Le prix unitaire d'achat (100 Fcfa) de Beurre en Morceau (Portion) (Tres petit) est relativement élevé par rapport aux autres prix observés dans cette zone. Prière de corriger ou de confirmer avec le QG. Attention ! Le prix unitaire d'achat (500 Fcfa) de Escargots en Morceau (Portion) (Moyen) est relativement élevé par rapport aux autres prix observés dans cette zone. Prière de corriger ou de confirmer avec le QG. Attention ! Le prix unitaire d'achat (66.66666 Fcfa) de Ail en Gousse (Moyen) est relativement faible par rapport aux autres prix observés dans cette zone. Prière de corriger ou de confirmer avec le QG. Attention ! Soupçons de quantité anormale! Le ménage de abdou issa diop faye avec une taille de 3 personnes a consommé 5 Morceau (Portion) en Petit de Choux qui est relativement élevé comme consommation par rapport à la condition de vie des autres ménages de même taille dans cette zone. Prière de corriger ou de confirmer avec le QG. Attention ! Soupçons de quantité anormale! Le ménage de abdou issa diop faye avec une taille de 3 personnes a consommé 6 Cuillère en Tres petit de Moutarde qui est relativement élevé comme consommation par rapport à la condition de vie des autres ménages de même taille dans cette zone. Prière de corriger ou de confirmer avec le QG. Avertissement!!! Le ménage a consommé 21 Pièce Petit de Carpe frais, cette quantité semble anormale pour une consommation des 7 derniers jours.Prière de corriger ou de confirmer avec le QG. Attention ! Soupçons de quantité anormale! Le ménage de abdou issa diop faye avec une taille de 3 personnes a consommé 21 Pièce en Petit de Carpe frais qui est relativement élevé comme consommation par rapport à la condition de vie des autres ménages de même taille dans cette zone. Prière de corriger ou de confirmer avec le QG.</w:t>
       </w:r>
     </w:p>
     <w:p>
@@ -7805,27 +7160,6 @@
           <w:sz w:val="20"/>
         </w:rPr>
         <w:t>- Il est difficile d'avoir un ménage qui n'a effectué aucune des dépenses mentionnées au cours de 7 derniers jours, prière de revoir la section 9B pour ce ménage.</w:t>
-      </w:r>
-    </w:p>
-    <w:p>
-      <w:r>
-        <w:rPr>
-          <w:b/>
-          <w:color w:val="4672C4"/>
-          <w:sz w:val="22"/>
-        </w:rPr>
-        <w:t>&gt;&gt; Section10b - caracteristiques entreprise non agricole</w:t>
-      </w:r>
-    </w:p>
-    <w:p>
-      <w:pPr>
-        <w:ind w:left="283"/>
-      </w:pPr>
-      <w:r>
-        <w:rPr>
-          <w:sz w:val="20"/>
-        </w:rPr>
-        <w:t>- Cette entreprise prepare et vendre le petit dejeuner dit avoir obtenu une valeur sur les marchandises vendu en etat, les marchandises vendu après transformation et les services rendus. Prière de corriger. Cette entreprise prepare et vendre le petit dejeuner dit avoir obtenu une valeur sur les marchandises vendu en etat et les marchandises vendu après transformation.</w:t>
       </w:r>
     </w:p>
     <w:p>
